--- a/Tuan4/MinhChung.docx
+++ b/Tuan4/MinhChung.docx
@@ -35,11 +35,12 @@
     </w:p>
     <w:tbl>
       <w:tblPr>
-        <w:tblW w:w="0" w:type="dxa"/>
+        <w:tblW w:w="10350" w:type="dxa"/>
+        <w:tblInd w:w="-990" w:type="dxa"/>
         <w:tblLook w:val="04A0" w:firstRow="1" w:lastRow="0" w:firstColumn="1" w:lastColumn="0" w:noHBand="0" w:noVBand="1"/>
       </w:tblPr>
       <w:tblGrid>
-        <w:gridCol w:w="9360"/>
+        <w:gridCol w:w="10350"/>
       </w:tblGrid>
       <w:tr>
         <w:trPr>
@@ -47,7 +48,7 @@
         </w:trPr>
         <w:tc>
           <w:tcPr>
-            <w:tcW w:w="0" w:type="auto"/>
+            <w:tcW w:w="10350" w:type="dxa"/>
             <w:hideMark/>
           </w:tcPr>
           <w:p>
@@ -63,6 +64,9 @@
           </w:p>
           <w:p>
             <w:r>
+              <w:rPr>
+                <w:noProof/>
+              </w:rPr>
               <w:drawing>
                 <wp:inline distT="0" distB="0" distL="0" distR="0" wp14:anchorId="43E889F1" wp14:editId="4B00B5A5">
                   <wp:extent cx="5943600" cy="2335530"/>
@@ -108,7 +112,7 @@
         </w:trPr>
         <w:tc>
           <w:tcPr>
-            <w:tcW w:w="0" w:type="auto"/>
+            <w:tcW w:w="10350" w:type="dxa"/>
             <w:hideMark/>
           </w:tcPr>
           <w:p>
@@ -118,6 +122,9 @@
           </w:p>
           <w:p>
             <w:r>
+              <w:rPr>
+                <w:noProof/>
+              </w:rPr>
               <w:drawing>
                 <wp:inline distT="0" distB="0" distL="0" distR="0" wp14:anchorId="3D524B8A" wp14:editId="1928B79D">
                   <wp:extent cx="5943600" cy="3963670"/>
@@ -163,7 +170,7 @@
         </w:trPr>
         <w:tc>
           <w:tcPr>
-            <w:tcW w:w="0" w:type="auto"/>
+            <w:tcW w:w="10350" w:type="dxa"/>
             <w:hideMark/>
           </w:tcPr>
           <w:p>
@@ -173,6 +180,9 @@
           </w:p>
           <w:p>
             <w:r>
+              <w:rPr>
+                <w:noProof/>
+              </w:rPr>
               <w:lastRenderedPageBreak/>
               <w:drawing>
                 <wp:inline distT="0" distB="0" distL="0" distR="0" wp14:anchorId="5B5A0D9F" wp14:editId="28C96C99">
@@ -219,7 +229,7 @@
         </w:trPr>
         <w:tc>
           <w:tcPr>
-            <w:tcW w:w="0" w:type="auto"/>
+            <w:tcW w:w="10350" w:type="dxa"/>
             <w:hideMark/>
           </w:tcPr>
           <w:p>
@@ -230,6 +240,9 @@
           </w:p>
           <w:p>
             <w:r>
+              <w:rPr>
+                <w:noProof/>
+              </w:rPr>
               <w:drawing>
                 <wp:inline distT="0" distB="0" distL="0" distR="0" wp14:anchorId="42892FD9" wp14:editId="23FD76C5">
                   <wp:extent cx="5943600" cy="1239520"/>
@@ -275,12 +288,51 @@
         </w:trPr>
         <w:tc>
           <w:tcPr>
-            <w:tcW w:w="0" w:type="auto"/>
+            <w:tcW w:w="10350" w:type="dxa"/>
             <w:hideMark/>
           </w:tcPr>
           <w:p>
             <w:r>
               <w:t>docker run -d nginx</w:t>
+            </w:r>
+          </w:p>
+          <w:p>
+            <w:r>
+              <w:drawing>
+                <wp:inline distT="0" distB="0" distL="0" distR="0" wp14:anchorId="0ACB5DEE" wp14:editId="36DF340D">
+                  <wp:extent cx="5943600" cy="1512570"/>
+                  <wp:effectExtent l="0" t="0" r="0" b="0"/>
+                  <wp:docPr id="1961368499" name="Picture 1"/>
+                  <wp:cNvGraphicFramePr>
+                    <a:graphicFrameLocks xmlns:a="http://schemas.openxmlformats.org/drawingml/2006/main" noChangeAspect="1"/>
+                  </wp:cNvGraphicFramePr>
+                  <a:graphic xmlns:a="http://schemas.openxmlformats.org/drawingml/2006/main">
+                    <a:graphicData uri="http://schemas.openxmlformats.org/drawingml/2006/picture">
+                      <pic:pic xmlns:pic="http://schemas.openxmlformats.org/drawingml/2006/picture">
+                        <pic:nvPicPr>
+                          <pic:cNvPr id="1961368499" name=""/>
+                          <pic:cNvPicPr/>
+                        </pic:nvPicPr>
+                        <pic:blipFill>
+                          <a:blip r:embed="rId9"/>
+                          <a:stretch>
+                            <a:fillRect/>
+                          </a:stretch>
+                        </pic:blipFill>
+                        <pic:spPr>
+                          <a:xfrm>
+                            <a:off x="0" y="0"/>
+                            <a:ext cx="5943600" cy="1512570"/>
+                          </a:xfrm>
+                          <a:prstGeom prst="rect">
+                            <a:avLst/>
+                          </a:prstGeom>
+                        </pic:spPr>
+                      </pic:pic>
+                    </a:graphicData>
+                  </a:graphic>
+                </wp:inline>
+              </w:drawing>
             </w:r>
           </w:p>
         </w:tc>
@@ -291,12 +343,51 @@
         </w:trPr>
         <w:tc>
           <w:tcPr>
-            <w:tcW w:w="0" w:type="auto"/>
+            <w:tcW w:w="10350" w:type="dxa"/>
             <w:hideMark/>
           </w:tcPr>
           <w:p>
             <w:r>
               <w:t>docker ps</w:t>
+            </w:r>
+          </w:p>
+          <w:p>
+            <w:r>
+              <w:drawing>
+                <wp:inline distT="0" distB="0" distL="0" distR="0" wp14:anchorId="7417DA75" wp14:editId="5224BC47">
+                  <wp:extent cx="5943600" cy="1096010"/>
+                  <wp:effectExtent l="0" t="0" r="0" b="8890"/>
+                  <wp:docPr id="115626939" name="Picture 1"/>
+                  <wp:cNvGraphicFramePr>
+                    <a:graphicFrameLocks xmlns:a="http://schemas.openxmlformats.org/drawingml/2006/main" noChangeAspect="1"/>
+                  </wp:cNvGraphicFramePr>
+                  <a:graphic xmlns:a="http://schemas.openxmlformats.org/drawingml/2006/main">
+                    <a:graphicData uri="http://schemas.openxmlformats.org/drawingml/2006/picture">
+                      <pic:pic xmlns:pic="http://schemas.openxmlformats.org/drawingml/2006/picture">
+                        <pic:nvPicPr>
+                          <pic:cNvPr id="115626939" name=""/>
+                          <pic:cNvPicPr/>
+                        </pic:nvPicPr>
+                        <pic:blipFill>
+                          <a:blip r:embed="rId10"/>
+                          <a:stretch>
+                            <a:fillRect/>
+                          </a:stretch>
+                        </pic:blipFill>
+                        <pic:spPr>
+                          <a:xfrm>
+                            <a:off x="0" y="0"/>
+                            <a:ext cx="5943600" cy="1096010"/>
+                          </a:xfrm>
+                          <a:prstGeom prst="rect">
+                            <a:avLst/>
+                          </a:prstGeom>
+                        </pic:spPr>
+                      </pic:pic>
+                    </a:graphicData>
+                  </a:graphic>
+                </wp:inline>
+              </w:drawing>
             </w:r>
           </w:p>
         </w:tc>
@@ -307,12 +398,52 @@
         </w:trPr>
         <w:tc>
           <w:tcPr>
-            <w:tcW w:w="0" w:type="auto"/>
+            <w:tcW w:w="10350" w:type="dxa"/>
             <w:hideMark/>
           </w:tcPr>
           <w:p>
             <w:r>
               <w:t>docker ps -a</w:t>
+            </w:r>
+          </w:p>
+          <w:p>
+            <w:r>
+              <w:lastRenderedPageBreak/>
+              <w:drawing>
+                <wp:inline distT="0" distB="0" distL="0" distR="0" wp14:anchorId="47289B1E" wp14:editId="7BD3AB68">
+                  <wp:extent cx="5943600" cy="882650"/>
+                  <wp:effectExtent l="0" t="0" r="0" b="0"/>
+                  <wp:docPr id="1650004506" name="Picture 1"/>
+                  <wp:cNvGraphicFramePr>
+                    <a:graphicFrameLocks xmlns:a="http://schemas.openxmlformats.org/drawingml/2006/main" noChangeAspect="1"/>
+                  </wp:cNvGraphicFramePr>
+                  <a:graphic xmlns:a="http://schemas.openxmlformats.org/drawingml/2006/main">
+                    <a:graphicData uri="http://schemas.openxmlformats.org/drawingml/2006/picture">
+                      <pic:pic xmlns:pic="http://schemas.openxmlformats.org/drawingml/2006/picture">
+                        <pic:nvPicPr>
+                          <pic:cNvPr id="1650004506" name=""/>
+                          <pic:cNvPicPr/>
+                        </pic:nvPicPr>
+                        <pic:blipFill>
+                          <a:blip r:embed="rId11"/>
+                          <a:stretch>
+                            <a:fillRect/>
+                          </a:stretch>
+                        </pic:blipFill>
+                        <pic:spPr>
+                          <a:xfrm>
+                            <a:off x="0" y="0"/>
+                            <a:ext cx="5943600" cy="882650"/>
+                          </a:xfrm>
+                          <a:prstGeom prst="rect">
+                            <a:avLst/>
+                          </a:prstGeom>
+                        </pic:spPr>
+                      </pic:pic>
+                    </a:graphicData>
+                  </a:graphic>
+                </wp:inline>
+              </w:drawing>
             </w:r>
           </w:p>
         </w:tc>
@@ -323,12 +454,52 @@
         </w:trPr>
         <w:tc>
           <w:tcPr>
-            <w:tcW w:w="0" w:type="auto"/>
+            <w:tcW w:w="10350" w:type="dxa"/>
             <w:hideMark/>
           </w:tcPr>
           <w:p>
             <w:r>
+              <w:lastRenderedPageBreak/>
               <w:t>docker logs &lt;container_id&gt;</w:t>
+            </w:r>
+          </w:p>
+          <w:p>
+            <w:r>
+              <w:drawing>
+                <wp:inline distT="0" distB="0" distL="0" distR="0" wp14:anchorId="400D07A4" wp14:editId="4EEAF62B">
+                  <wp:extent cx="5943600" cy="2471420"/>
+                  <wp:effectExtent l="0" t="0" r="0" b="5080"/>
+                  <wp:docPr id="853869824" name="Picture 1"/>
+                  <wp:cNvGraphicFramePr>
+                    <a:graphicFrameLocks xmlns:a="http://schemas.openxmlformats.org/drawingml/2006/main" noChangeAspect="1"/>
+                  </wp:cNvGraphicFramePr>
+                  <a:graphic xmlns:a="http://schemas.openxmlformats.org/drawingml/2006/main">
+                    <a:graphicData uri="http://schemas.openxmlformats.org/drawingml/2006/picture">
+                      <pic:pic xmlns:pic="http://schemas.openxmlformats.org/drawingml/2006/picture">
+                        <pic:nvPicPr>
+                          <pic:cNvPr id="853869824" name=""/>
+                          <pic:cNvPicPr/>
+                        </pic:nvPicPr>
+                        <pic:blipFill>
+                          <a:blip r:embed="rId12"/>
+                          <a:stretch>
+                            <a:fillRect/>
+                          </a:stretch>
+                        </pic:blipFill>
+                        <pic:spPr>
+                          <a:xfrm>
+                            <a:off x="0" y="0"/>
+                            <a:ext cx="5943600" cy="2471420"/>
+                          </a:xfrm>
+                          <a:prstGeom prst="rect">
+                            <a:avLst/>
+                          </a:prstGeom>
+                        </pic:spPr>
+                      </pic:pic>
+                    </a:graphicData>
+                  </a:graphic>
+                </wp:inline>
+              </w:drawing>
             </w:r>
           </w:p>
         </w:tc>
@@ -339,12 +510,51 @@
         </w:trPr>
         <w:tc>
           <w:tcPr>
-            <w:tcW w:w="0" w:type="auto"/>
+            <w:tcW w:w="10350" w:type="dxa"/>
             <w:hideMark/>
           </w:tcPr>
           <w:p>
             <w:r>
               <w:t>docker exec -it &lt;container_id&gt; /bin/sh</w:t>
+            </w:r>
+          </w:p>
+          <w:p>
+            <w:r>
+              <w:drawing>
+                <wp:inline distT="0" distB="0" distL="0" distR="0" wp14:anchorId="00A615E1" wp14:editId="7EA1F788">
+                  <wp:extent cx="5943600" cy="515620"/>
+                  <wp:effectExtent l="0" t="0" r="0" b="0"/>
+                  <wp:docPr id="1109467045" name="Picture 1"/>
+                  <wp:cNvGraphicFramePr>
+                    <a:graphicFrameLocks xmlns:a="http://schemas.openxmlformats.org/drawingml/2006/main" noChangeAspect="1"/>
+                  </wp:cNvGraphicFramePr>
+                  <a:graphic xmlns:a="http://schemas.openxmlformats.org/drawingml/2006/main">
+                    <a:graphicData uri="http://schemas.openxmlformats.org/drawingml/2006/picture">
+                      <pic:pic xmlns:pic="http://schemas.openxmlformats.org/drawingml/2006/picture">
+                        <pic:nvPicPr>
+                          <pic:cNvPr id="1109467045" name=""/>
+                          <pic:cNvPicPr/>
+                        </pic:nvPicPr>
+                        <pic:blipFill>
+                          <a:blip r:embed="rId13"/>
+                          <a:stretch>
+                            <a:fillRect/>
+                          </a:stretch>
+                        </pic:blipFill>
+                        <pic:spPr>
+                          <a:xfrm>
+                            <a:off x="0" y="0"/>
+                            <a:ext cx="5943600" cy="515620"/>
+                          </a:xfrm>
+                          <a:prstGeom prst="rect">
+                            <a:avLst/>
+                          </a:prstGeom>
+                        </pic:spPr>
+                      </pic:pic>
+                    </a:graphicData>
+                  </a:graphic>
+                </wp:inline>
+              </w:drawing>
             </w:r>
           </w:p>
         </w:tc>
@@ -355,12 +565,51 @@
         </w:trPr>
         <w:tc>
           <w:tcPr>
-            <w:tcW w:w="0" w:type="auto"/>
+            <w:tcW w:w="10350" w:type="dxa"/>
             <w:hideMark/>
           </w:tcPr>
           <w:p>
             <w:r>
               <w:t>docker stop &lt;container_id&gt;</w:t>
+            </w:r>
+          </w:p>
+          <w:p>
+            <w:r>
+              <w:drawing>
+                <wp:inline distT="0" distB="0" distL="0" distR="0" wp14:anchorId="44FD168B" wp14:editId="3C56B135">
+                  <wp:extent cx="5943600" cy="690245"/>
+                  <wp:effectExtent l="0" t="0" r="0" b="0"/>
+                  <wp:docPr id="1812761345" name="Picture 1"/>
+                  <wp:cNvGraphicFramePr>
+                    <a:graphicFrameLocks xmlns:a="http://schemas.openxmlformats.org/drawingml/2006/main" noChangeAspect="1"/>
+                  </wp:cNvGraphicFramePr>
+                  <a:graphic xmlns:a="http://schemas.openxmlformats.org/drawingml/2006/main">
+                    <a:graphicData uri="http://schemas.openxmlformats.org/drawingml/2006/picture">
+                      <pic:pic xmlns:pic="http://schemas.openxmlformats.org/drawingml/2006/picture">
+                        <pic:nvPicPr>
+                          <pic:cNvPr id="1812761345" name=""/>
+                          <pic:cNvPicPr/>
+                        </pic:nvPicPr>
+                        <pic:blipFill>
+                          <a:blip r:embed="rId14"/>
+                          <a:stretch>
+                            <a:fillRect/>
+                          </a:stretch>
+                        </pic:blipFill>
+                        <pic:spPr>
+                          <a:xfrm>
+                            <a:off x="0" y="0"/>
+                            <a:ext cx="5943600" cy="690245"/>
+                          </a:xfrm>
+                          <a:prstGeom prst="rect">
+                            <a:avLst/>
+                          </a:prstGeom>
+                        </pic:spPr>
+                      </pic:pic>
+                    </a:graphicData>
+                  </a:graphic>
+                </wp:inline>
+              </w:drawing>
             </w:r>
           </w:p>
         </w:tc>
@@ -371,12 +620,51 @@
         </w:trPr>
         <w:tc>
           <w:tcPr>
-            <w:tcW w:w="0" w:type="auto"/>
+            <w:tcW w:w="10350" w:type="dxa"/>
             <w:hideMark/>
           </w:tcPr>
           <w:p>
             <w:r>
               <w:t>docker restart &lt;container_id&gt;</w:t>
+            </w:r>
+          </w:p>
+          <w:p>
+            <w:r>
+              <w:drawing>
+                <wp:inline distT="0" distB="0" distL="0" distR="0" wp14:anchorId="73CE8EA7" wp14:editId="564395FA">
+                  <wp:extent cx="5943600" cy="911225"/>
+                  <wp:effectExtent l="0" t="0" r="0" b="3175"/>
+                  <wp:docPr id="219627614" name="Picture 1"/>
+                  <wp:cNvGraphicFramePr>
+                    <a:graphicFrameLocks xmlns:a="http://schemas.openxmlformats.org/drawingml/2006/main" noChangeAspect="1"/>
+                  </wp:cNvGraphicFramePr>
+                  <a:graphic xmlns:a="http://schemas.openxmlformats.org/drawingml/2006/main">
+                    <a:graphicData uri="http://schemas.openxmlformats.org/drawingml/2006/picture">
+                      <pic:pic xmlns:pic="http://schemas.openxmlformats.org/drawingml/2006/picture">
+                        <pic:nvPicPr>
+                          <pic:cNvPr id="219627614" name=""/>
+                          <pic:cNvPicPr/>
+                        </pic:nvPicPr>
+                        <pic:blipFill>
+                          <a:blip r:embed="rId15"/>
+                          <a:stretch>
+                            <a:fillRect/>
+                          </a:stretch>
+                        </pic:blipFill>
+                        <pic:spPr>
+                          <a:xfrm>
+                            <a:off x="0" y="0"/>
+                            <a:ext cx="5943600" cy="911225"/>
+                          </a:xfrm>
+                          <a:prstGeom prst="rect">
+                            <a:avLst/>
+                          </a:prstGeom>
+                        </pic:spPr>
+                      </pic:pic>
+                    </a:graphicData>
+                  </a:graphic>
+                </wp:inline>
+              </w:drawing>
             </w:r>
           </w:p>
         </w:tc>
@@ -387,12 +675,52 @@
         </w:trPr>
         <w:tc>
           <w:tcPr>
-            <w:tcW w:w="0" w:type="auto"/>
+            <w:tcW w:w="10350" w:type="dxa"/>
             <w:hideMark/>
           </w:tcPr>
           <w:p>
             <w:r>
               <w:t>docker rm &lt;container_id&gt;</w:t>
+            </w:r>
+          </w:p>
+          <w:p>
+            <w:r>
+              <w:lastRenderedPageBreak/>
+              <w:drawing>
+                <wp:inline distT="0" distB="0" distL="0" distR="0" wp14:anchorId="60CEE3D2" wp14:editId="7C06CD65">
+                  <wp:extent cx="5943600" cy="621030"/>
+                  <wp:effectExtent l="0" t="0" r="0" b="7620"/>
+                  <wp:docPr id="1203961539" name="Picture 1"/>
+                  <wp:cNvGraphicFramePr>
+                    <a:graphicFrameLocks xmlns:a="http://schemas.openxmlformats.org/drawingml/2006/main" noChangeAspect="1"/>
+                  </wp:cNvGraphicFramePr>
+                  <a:graphic xmlns:a="http://schemas.openxmlformats.org/drawingml/2006/main">
+                    <a:graphicData uri="http://schemas.openxmlformats.org/drawingml/2006/picture">
+                      <pic:pic xmlns:pic="http://schemas.openxmlformats.org/drawingml/2006/picture">
+                        <pic:nvPicPr>
+                          <pic:cNvPr id="1203961539" name=""/>
+                          <pic:cNvPicPr/>
+                        </pic:nvPicPr>
+                        <pic:blipFill>
+                          <a:blip r:embed="rId16"/>
+                          <a:stretch>
+                            <a:fillRect/>
+                          </a:stretch>
+                        </pic:blipFill>
+                        <pic:spPr>
+                          <a:xfrm>
+                            <a:off x="0" y="0"/>
+                            <a:ext cx="5943600" cy="621030"/>
+                          </a:xfrm>
+                          <a:prstGeom prst="rect">
+                            <a:avLst/>
+                          </a:prstGeom>
+                        </pic:spPr>
+                      </pic:pic>
+                    </a:graphicData>
+                  </a:graphic>
+                </wp:inline>
+              </w:drawing>
             </w:r>
           </w:p>
         </w:tc>
@@ -403,12 +731,52 @@
         </w:trPr>
         <w:tc>
           <w:tcPr>
-            <w:tcW w:w="0" w:type="auto"/>
+            <w:tcW w:w="10350" w:type="dxa"/>
             <w:hideMark/>
           </w:tcPr>
           <w:p>
             <w:r>
+              <w:lastRenderedPageBreak/>
               <w:t>docker container prune</w:t>
+            </w:r>
+          </w:p>
+          <w:p>
+            <w:r>
+              <w:drawing>
+                <wp:inline distT="0" distB="0" distL="0" distR="0" wp14:anchorId="6489F6CD" wp14:editId="1BCDF4E3">
+                  <wp:extent cx="5943600" cy="1421765"/>
+                  <wp:effectExtent l="0" t="0" r="0" b="6985"/>
+                  <wp:docPr id="1056912899" name="Picture 1"/>
+                  <wp:cNvGraphicFramePr>
+                    <a:graphicFrameLocks xmlns:a="http://schemas.openxmlformats.org/drawingml/2006/main" noChangeAspect="1"/>
+                  </wp:cNvGraphicFramePr>
+                  <a:graphic xmlns:a="http://schemas.openxmlformats.org/drawingml/2006/main">
+                    <a:graphicData uri="http://schemas.openxmlformats.org/drawingml/2006/picture">
+                      <pic:pic xmlns:pic="http://schemas.openxmlformats.org/drawingml/2006/picture">
+                        <pic:nvPicPr>
+                          <pic:cNvPr id="1056912899" name=""/>
+                          <pic:cNvPicPr/>
+                        </pic:nvPicPr>
+                        <pic:blipFill>
+                          <a:blip r:embed="rId17"/>
+                          <a:stretch>
+                            <a:fillRect/>
+                          </a:stretch>
+                        </pic:blipFill>
+                        <pic:spPr>
+                          <a:xfrm>
+                            <a:off x="0" y="0"/>
+                            <a:ext cx="5943600" cy="1421765"/>
+                          </a:xfrm>
+                          <a:prstGeom prst="rect">
+                            <a:avLst/>
+                          </a:prstGeom>
+                        </pic:spPr>
+                      </pic:pic>
+                    </a:graphicData>
+                  </a:graphic>
+                </wp:inline>
+              </w:drawing>
             </w:r>
           </w:p>
         </w:tc>
@@ -419,12 +787,51 @@
         </w:trPr>
         <w:tc>
           <w:tcPr>
-            <w:tcW w:w="0" w:type="auto"/>
+            <w:tcW w:w="10350" w:type="dxa"/>
             <w:hideMark/>
           </w:tcPr>
           <w:p>
             <w:r>
               <w:t>docker rmi &lt;image_id&gt;</w:t>
+            </w:r>
+          </w:p>
+          <w:p>
+            <w:r>
+              <w:drawing>
+                <wp:inline distT="0" distB="0" distL="0" distR="0" wp14:anchorId="6BA58478" wp14:editId="47D7E934">
+                  <wp:extent cx="5943600" cy="946785"/>
+                  <wp:effectExtent l="0" t="0" r="0" b="5715"/>
+                  <wp:docPr id="855746789" name="Picture 1"/>
+                  <wp:cNvGraphicFramePr>
+                    <a:graphicFrameLocks xmlns:a="http://schemas.openxmlformats.org/drawingml/2006/main" noChangeAspect="1"/>
+                  </wp:cNvGraphicFramePr>
+                  <a:graphic xmlns:a="http://schemas.openxmlformats.org/drawingml/2006/main">
+                    <a:graphicData uri="http://schemas.openxmlformats.org/drawingml/2006/picture">
+                      <pic:pic xmlns:pic="http://schemas.openxmlformats.org/drawingml/2006/picture">
+                        <pic:nvPicPr>
+                          <pic:cNvPr id="855746789" name=""/>
+                          <pic:cNvPicPr/>
+                        </pic:nvPicPr>
+                        <pic:blipFill>
+                          <a:blip r:embed="rId18"/>
+                          <a:stretch>
+                            <a:fillRect/>
+                          </a:stretch>
+                        </pic:blipFill>
+                        <pic:spPr>
+                          <a:xfrm>
+                            <a:off x="0" y="0"/>
+                            <a:ext cx="5943600" cy="946785"/>
+                          </a:xfrm>
+                          <a:prstGeom prst="rect">
+                            <a:avLst/>
+                          </a:prstGeom>
+                        </pic:spPr>
+                      </pic:pic>
+                    </a:graphicData>
+                  </a:graphic>
+                </wp:inline>
+              </w:drawing>
             </w:r>
           </w:p>
         </w:tc>
@@ -435,12 +842,51 @@
         </w:trPr>
         <w:tc>
           <w:tcPr>
-            <w:tcW w:w="0" w:type="auto"/>
+            <w:tcW w:w="10350" w:type="dxa"/>
             <w:hideMark/>
           </w:tcPr>
           <w:p>
             <w:r>
               <w:t>docker image prune -a</w:t>
+            </w:r>
+          </w:p>
+          <w:p>
+            <w:r>
+              <w:drawing>
+                <wp:inline distT="0" distB="0" distL="0" distR="0" wp14:anchorId="4EF38F6C" wp14:editId="70D1F69A">
+                  <wp:extent cx="5943600" cy="537210"/>
+                  <wp:effectExtent l="0" t="0" r="0" b="0"/>
+                  <wp:docPr id="1647698286" name="Picture 1"/>
+                  <wp:cNvGraphicFramePr>
+                    <a:graphicFrameLocks xmlns:a="http://schemas.openxmlformats.org/drawingml/2006/main" noChangeAspect="1"/>
+                  </wp:cNvGraphicFramePr>
+                  <a:graphic xmlns:a="http://schemas.openxmlformats.org/drawingml/2006/main">
+                    <a:graphicData uri="http://schemas.openxmlformats.org/drawingml/2006/picture">
+                      <pic:pic xmlns:pic="http://schemas.openxmlformats.org/drawingml/2006/picture">
+                        <pic:nvPicPr>
+                          <pic:cNvPr id="1647698286" name=""/>
+                          <pic:cNvPicPr/>
+                        </pic:nvPicPr>
+                        <pic:blipFill>
+                          <a:blip r:embed="rId19"/>
+                          <a:stretch>
+                            <a:fillRect/>
+                          </a:stretch>
+                        </pic:blipFill>
+                        <pic:spPr>
+                          <a:xfrm>
+                            <a:off x="0" y="0"/>
+                            <a:ext cx="5943600" cy="537210"/>
+                          </a:xfrm>
+                          <a:prstGeom prst="rect">
+                            <a:avLst/>
+                          </a:prstGeom>
+                        </pic:spPr>
+                      </pic:pic>
+                    </a:graphicData>
+                  </a:graphic>
+                </wp:inline>
+              </w:drawing>
             </w:r>
           </w:p>
         </w:tc>
@@ -451,12 +897,51 @@
         </w:trPr>
         <w:tc>
           <w:tcPr>
-            <w:tcW w:w="0" w:type="auto"/>
+            <w:tcW w:w="10350" w:type="dxa"/>
             <w:hideMark/>
           </w:tcPr>
           <w:p>
             <w:r>
               <w:t>docker run -d -p 8080:80 nginx</w:t>
+            </w:r>
+          </w:p>
+          <w:p>
+            <w:r>
+              <w:drawing>
+                <wp:inline distT="0" distB="0" distL="0" distR="0" wp14:anchorId="39420B4A" wp14:editId="35B7E502">
+                  <wp:extent cx="5943600" cy="1892300"/>
+                  <wp:effectExtent l="0" t="0" r="0" b="0"/>
+                  <wp:docPr id="892810149" name="Picture 1"/>
+                  <wp:cNvGraphicFramePr>
+                    <a:graphicFrameLocks xmlns:a="http://schemas.openxmlformats.org/drawingml/2006/main" noChangeAspect="1"/>
+                  </wp:cNvGraphicFramePr>
+                  <a:graphic xmlns:a="http://schemas.openxmlformats.org/drawingml/2006/main">
+                    <a:graphicData uri="http://schemas.openxmlformats.org/drawingml/2006/picture">
+                      <pic:pic xmlns:pic="http://schemas.openxmlformats.org/drawingml/2006/picture">
+                        <pic:nvPicPr>
+                          <pic:cNvPr id="892810149" name=""/>
+                          <pic:cNvPicPr/>
+                        </pic:nvPicPr>
+                        <pic:blipFill>
+                          <a:blip r:embed="rId20"/>
+                          <a:stretch>
+                            <a:fillRect/>
+                          </a:stretch>
+                        </pic:blipFill>
+                        <pic:spPr>
+                          <a:xfrm>
+                            <a:off x="0" y="0"/>
+                            <a:ext cx="5943600" cy="1892300"/>
+                          </a:xfrm>
+                          <a:prstGeom prst="rect">
+                            <a:avLst/>
+                          </a:prstGeom>
+                        </pic:spPr>
+                      </pic:pic>
+                    </a:graphicData>
+                  </a:graphic>
+                </wp:inline>
+              </w:drawing>
             </w:r>
           </w:p>
         </w:tc>
@@ -467,12 +952,52 @@
         </w:trPr>
         <w:tc>
           <w:tcPr>
-            <w:tcW w:w="0" w:type="auto"/>
+            <w:tcW w:w="10350" w:type="dxa"/>
             <w:hideMark/>
           </w:tcPr>
           <w:p>
             <w:r>
               <w:t>docker inspect &lt;container_id&gt;</w:t>
+            </w:r>
+          </w:p>
+          <w:p>
+            <w:r>
+              <w:lastRenderedPageBreak/>
+              <w:drawing>
+                <wp:inline distT="0" distB="0" distL="0" distR="0" wp14:anchorId="5AF3083B" wp14:editId="388FADE1">
+                  <wp:extent cx="5943600" cy="1902460"/>
+                  <wp:effectExtent l="0" t="0" r="0" b="2540"/>
+                  <wp:docPr id="798944253" name="Picture 1"/>
+                  <wp:cNvGraphicFramePr>
+                    <a:graphicFrameLocks xmlns:a="http://schemas.openxmlformats.org/drawingml/2006/main" noChangeAspect="1"/>
+                  </wp:cNvGraphicFramePr>
+                  <a:graphic xmlns:a="http://schemas.openxmlformats.org/drawingml/2006/main">
+                    <a:graphicData uri="http://schemas.openxmlformats.org/drawingml/2006/picture">
+                      <pic:pic xmlns:pic="http://schemas.openxmlformats.org/drawingml/2006/picture">
+                        <pic:nvPicPr>
+                          <pic:cNvPr id="798944253" name=""/>
+                          <pic:cNvPicPr/>
+                        </pic:nvPicPr>
+                        <pic:blipFill>
+                          <a:blip r:embed="rId21"/>
+                          <a:stretch>
+                            <a:fillRect/>
+                          </a:stretch>
+                        </pic:blipFill>
+                        <pic:spPr>
+                          <a:xfrm>
+                            <a:off x="0" y="0"/>
+                            <a:ext cx="5943600" cy="1902460"/>
+                          </a:xfrm>
+                          <a:prstGeom prst="rect">
+                            <a:avLst/>
+                          </a:prstGeom>
+                        </pic:spPr>
+                      </pic:pic>
+                    </a:graphicData>
+                  </a:graphic>
+                </wp:inline>
+              </w:drawing>
             </w:r>
           </w:p>
         </w:tc>
@@ -483,13 +1008,52 @@
         </w:trPr>
         <w:tc>
           <w:tcPr>
-            <w:tcW w:w="0" w:type="auto"/>
+            <w:tcW w:w="10350" w:type="dxa"/>
             <w:hideMark/>
           </w:tcPr>
           <w:p>
             <w:r>
               <w:lastRenderedPageBreak/>
               <w:t>docker run -d -v mydata:/data nginx</w:t>
+            </w:r>
+          </w:p>
+          <w:p>
+            <w:r>
+              <w:drawing>
+                <wp:inline distT="0" distB="0" distL="0" distR="0" wp14:anchorId="5C9A2246" wp14:editId="2021BB76">
+                  <wp:extent cx="5943600" cy="942975"/>
+                  <wp:effectExtent l="0" t="0" r="0" b="9525"/>
+                  <wp:docPr id="760751262" name="Picture 1"/>
+                  <wp:cNvGraphicFramePr>
+                    <a:graphicFrameLocks xmlns:a="http://schemas.openxmlformats.org/drawingml/2006/main" noChangeAspect="1"/>
+                  </wp:cNvGraphicFramePr>
+                  <a:graphic xmlns:a="http://schemas.openxmlformats.org/drawingml/2006/main">
+                    <a:graphicData uri="http://schemas.openxmlformats.org/drawingml/2006/picture">
+                      <pic:pic xmlns:pic="http://schemas.openxmlformats.org/drawingml/2006/picture">
+                        <pic:nvPicPr>
+                          <pic:cNvPr id="760751262" name=""/>
+                          <pic:cNvPicPr/>
+                        </pic:nvPicPr>
+                        <pic:blipFill>
+                          <a:blip r:embed="rId22"/>
+                          <a:stretch>
+                            <a:fillRect/>
+                          </a:stretch>
+                        </pic:blipFill>
+                        <pic:spPr>
+                          <a:xfrm>
+                            <a:off x="0" y="0"/>
+                            <a:ext cx="5943600" cy="942975"/>
+                          </a:xfrm>
+                          <a:prstGeom prst="rect">
+                            <a:avLst/>
+                          </a:prstGeom>
+                        </pic:spPr>
+                      </pic:pic>
+                    </a:graphicData>
+                  </a:graphic>
+                </wp:inline>
+              </w:drawing>
             </w:r>
           </w:p>
         </w:tc>
@@ -500,12 +1064,51 @@
         </w:trPr>
         <w:tc>
           <w:tcPr>
-            <w:tcW w:w="0" w:type="auto"/>
+            <w:tcW w:w="10350" w:type="dxa"/>
             <w:hideMark/>
           </w:tcPr>
           <w:p>
             <w:r>
               <w:t>docker volume ls</w:t>
+            </w:r>
+          </w:p>
+          <w:p>
+            <w:r>
+              <w:drawing>
+                <wp:inline distT="0" distB="0" distL="0" distR="0" wp14:anchorId="316BBB92" wp14:editId="0D079247">
+                  <wp:extent cx="5943600" cy="1913255"/>
+                  <wp:effectExtent l="0" t="0" r="0" b="0"/>
+                  <wp:docPr id="2046228354" name="Picture 1"/>
+                  <wp:cNvGraphicFramePr>
+                    <a:graphicFrameLocks xmlns:a="http://schemas.openxmlformats.org/drawingml/2006/main" noChangeAspect="1"/>
+                  </wp:cNvGraphicFramePr>
+                  <a:graphic xmlns:a="http://schemas.openxmlformats.org/drawingml/2006/main">
+                    <a:graphicData uri="http://schemas.openxmlformats.org/drawingml/2006/picture">
+                      <pic:pic xmlns:pic="http://schemas.openxmlformats.org/drawingml/2006/picture">
+                        <pic:nvPicPr>
+                          <pic:cNvPr id="2046228354" name=""/>
+                          <pic:cNvPicPr/>
+                        </pic:nvPicPr>
+                        <pic:blipFill>
+                          <a:blip r:embed="rId23"/>
+                          <a:stretch>
+                            <a:fillRect/>
+                          </a:stretch>
+                        </pic:blipFill>
+                        <pic:spPr>
+                          <a:xfrm>
+                            <a:off x="0" y="0"/>
+                            <a:ext cx="5943600" cy="1913255"/>
+                          </a:xfrm>
+                          <a:prstGeom prst="rect">
+                            <a:avLst/>
+                          </a:prstGeom>
+                        </pic:spPr>
+                      </pic:pic>
+                    </a:graphicData>
+                  </a:graphic>
+                </wp:inline>
+              </w:drawing>
             </w:r>
           </w:p>
         </w:tc>
@@ -516,12 +1119,51 @@
         </w:trPr>
         <w:tc>
           <w:tcPr>
-            <w:tcW w:w="0" w:type="auto"/>
+            <w:tcW w:w="10350" w:type="dxa"/>
             <w:hideMark/>
           </w:tcPr>
           <w:p>
             <w:r>
               <w:t>docker volume prune</w:t>
+            </w:r>
+          </w:p>
+          <w:p>
+            <w:r>
+              <w:drawing>
+                <wp:inline distT="0" distB="0" distL="0" distR="0" wp14:anchorId="43AFEDFC" wp14:editId="4F49C31D">
+                  <wp:extent cx="5943600" cy="1644650"/>
+                  <wp:effectExtent l="0" t="0" r="0" b="0"/>
+                  <wp:docPr id="2039640057" name="Picture 1"/>
+                  <wp:cNvGraphicFramePr>
+                    <a:graphicFrameLocks xmlns:a="http://schemas.openxmlformats.org/drawingml/2006/main" noChangeAspect="1"/>
+                  </wp:cNvGraphicFramePr>
+                  <a:graphic xmlns:a="http://schemas.openxmlformats.org/drawingml/2006/main">
+                    <a:graphicData uri="http://schemas.openxmlformats.org/drawingml/2006/picture">
+                      <pic:pic xmlns:pic="http://schemas.openxmlformats.org/drawingml/2006/picture">
+                        <pic:nvPicPr>
+                          <pic:cNvPr id="2039640057" name=""/>
+                          <pic:cNvPicPr/>
+                        </pic:nvPicPr>
+                        <pic:blipFill>
+                          <a:blip r:embed="rId24"/>
+                          <a:stretch>
+                            <a:fillRect/>
+                          </a:stretch>
+                        </pic:blipFill>
+                        <pic:spPr>
+                          <a:xfrm>
+                            <a:off x="0" y="0"/>
+                            <a:ext cx="5943600" cy="1644650"/>
+                          </a:xfrm>
+                          <a:prstGeom prst="rect">
+                            <a:avLst/>
+                          </a:prstGeom>
+                        </pic:spPr>
+                      </pic:pic>
+                    </a:graphicData>
+                  </a:graphic>
+                </wp:inline>
+              </w:drawing>
             </w:r>
           </w:p>
         </w:tc>
@@ -532,12 +1174,52 @@
         </w:trPr>
         <w:tc>
           <w:tcPr>
-            <w:tcW w:w="0" w:type="auto"/>
+            <w:tcW w:w="10350" w:type="dxa"/>
             <w:hideMark/>
           </w:tcPr>
           <w:p>
             <w:r>
               <w:t>docker run -d --name my_nginx nginx</w:t>
+            </w:r>
+          </w:p>
+          <w:p>
+            <w:r>
+              <w:lastRenderedPageBreak/>
+              <w:drawing>
+                <wp:inline distT="0" distB="0" distL="0" distR="0" wp14:anchorId="3624E920" wp14:editId="411043A5">
+                  <wp:extent cx="5943600" cy="944245"/>
+                  <wp:effectExtent l="0" t="0" r="0" b="8255"/>
+                  <wp:docPr id="939313375" name="Picture 1"/>
+                  <wp:cNvGraphicFramePr>
+                    <a:graphicFrameLocks xmlns:a="http://schemas.openxmlformats.org/drawingml/2006/main" noChangeAspect="1"/>
+                  </wp:cNvGraphicFramePr>
+                  <a:graphic xmlns:a="http://schemas.openxmlformats.org/drawingml/2006/main">
+                    <a:graphicData uri="http://schemas.openxmlformats.org/drawingml/2006/picture">
+                      <pic:pic xmlns:pic="http://schemas.openxmlformats.org/drawingml/2006/picture">
+                        <pic:nvPicPr>
+                          <pic:cNvPr id="939313375" name=""/>
+                          <pic:cNvPicPr/>
+                        </pic:nvPicPr>
+                        <pic:blipFill>
+                          <a:blip r:embed="rId25"/>
+                          <a:stretch>
+                            <a:fillRect/>
+                          </a:stretch>
+                        </pic:blipFill>
+                        <pic:spPr>
+                          <a:xfrm>
+                            <a:off x="0" y="0"/>
+                            <a:ext cx="5943600" cy="944245"/>
+                          </a:xfrm>
+                          <a:prstGeom prst="rect">
+                            <a:avLst/>
+                          </a:prstGeom>
+                        </pic:spPr>
+                      </pic:pic>
+                    </a:graphicData>
+                  </a:graphic>
+                </wp:inline>
+              </w:drawing>
             </w:r>
           </w:p>
         </w:tc>
@@ -548,12 +1230,52 @@
         </w:trPr>
         <w:tc>
           <w:tcPr>
-            <w:tcW w:w="0" w:type="auto"/>
+            <w:tcW w:w="10350" w:type="dxa"/>
             <w:hideMark/>
           </w:tcPr>
           <w:p>
             <w:r>
+              <w:lastRenderedPageBreak/>
               <w:t>docker stats</w:t>
+            </w:r>
+          </w:p>
+          <w:p>
+            <w:r>
+              <w:drawing>
+                <wp:inline distT="0" distB="0" distL="0" distR="0" wp14:anchorId="42BCE6E9" wp14:editId="63F34106">
+                  <wp:extent cx="5943600" cy="1371600"/>
+                  <wp:effectExtent l="0" t="0" r="0" b="0"/>
+                  <wp:docPr id="848394825" name="Picture 1"/>
+                  <wp:cNvGraphicFramePr>
+                    <a:graphicFrameLocks xmlns:a="http://schemas.openxmlformats.org/drawingml/2006/main" noChangeAspect="1"/>
+                  </wp:cNvGraphicFramePr>
+                  <a:graphic xmlns:a="http://schemas.openxmlformats.org/drawingml/2006/main">
+                    <a:graphicData uri="http://schemas.openxmlformats.org/drawingml/2006/picture">
+                      <pic:pic xmlns:pic="http://schemas.openxmlformats.org/drawingml/2006/picture">
+                        <pic:nvPicPr>
+                          <pic:cNvPr id="848394825" name=""/>
+                          <pic:cNvPicPr/>
+                        </pic:nvPicPr>
+                        <pic:blipFill>
+                          <a:blip r:embed="rId26"/>
+                          <a:stretch>
+                            <a:fillRect/>
+                          </a:stretch>
+                        </pic:blipFill>
+                        <pic:spPr>
+                          <a:xfrm>
+                            <a:off x="0" y="0"/>
+                            <a:ext cx="5943600" cy="1371600"/>
+                          </a:xfrm>
+                          <a:prstGeom prst="rect">
+                            <a:avLst/>
+                          </a:prstGeom>
+                        </pic:spPr>
+                      </pic:pic>
+                    </a:graphicData>
+                  </a:graphic>
+                </wp:inline>
+              </w:drawing>
             </w:r>
           </w:p>
         </w:tc>
@@ -564,12 +1286,51 @@
         </w:trPr>
         <w:tc>
           <w:tcPr>
-            <w:tcW w:w="0" w:type="auto"/>
+            <w:tcW w:w="10350" w:type="dxa"/>
             <w:hideMark/>
           </w:tcPr>
           <w:p>
             <w:r>
               <w:t>docker network ls</w:t>
+            </w:r>
+          </w:p>
+          <w:p>
+            <w:r>
+              <w:drawing>
+                <wp:inline distT="0" distB="0" distL="0" distR="0" wp14:anchorId="24C19A48" wp14:editId="32487BB2">
+                  <wp:extent cx="5943600" cy="2337435"/>
+                  <wp:effectExtent l="0" t="0" r="0" b="5715"/>
+                  <wp:docPr id="1347334348" name="Picture 1"/>
+                  <wp:cNvGraphicFramePr>
+                    <a:graphicFrameLocks xmlns:a="http://schemas.openxmlformats.org/drawingml/2006/main" noChangeAspect="1"/>
+                  </wp:cNvGraphicFramePr>
+                  <a:graphic xmlns:a="http://schemas.openxmlformats.org/drawingml/2006/main">
+                    <a:graphicData uri="http://schemas.openxmlformats.org/drawingml/2006/picture">
+                      <pic:pic xmlns:pic="http://schemas.openxmlformats.org/drawingml/2006/picture">
+                        <pic:nvPicPr>
+                          <pic:cNvPr id="1347334348" name=""/>
+                          <pic:cNvPicPr/>
+                        </pic:nvPicPr>
+                        <pic:blipFill>
+                          <a:blip r:embed="rId27"/>
+                          <a:stretch>
+                            <a:fillRect/>
+                          </a:stretch>
+                        </pic:blipFill>
+                        <pic:spPr>
+                          <a:xfrm>
+                            <a:off x="0" y="0"/>
+                            <a:ext cx="5943600" cy="2337435"/>
+                          </a:xfrm>
+                          <a:prstGeom prst="rect">
+                            <a:avLst/>
+                          </a:prstGeom>
+                        </pic:spPr>
+                      </pic:pic>
+                    </a:graphicData>
+                  </a:graphic>
+                </wp:inline>
+              </w:drawing>
             </w:r>
           </w:p>
         </w:tc>
@@ -580,12 +1341,51 @@
         </w:trPr>
         <w:tc>
           <w:tcPr>
-            <w:tcW w:w="0" w:type="auto"/>
+            <w:tcW w:w="10350" w:type="dxa"/>
             <w:hideMark/>
           </w:tcPr>
           <w:p>
             <w:r>
               <w:t>docker network create my_network</w:t>
+            </w:r>
+          </w:p>
+          <w:p>
+            <w:r>
+              <w:drawing>
+                <wp:inline distT="0" distB="0" distL="0" distR="0" wp14:anchorId="6E8E5DD2" wp14:editId="66B236ED">
+                  <wp:extent cx="5943600" cy="1458595"/>
+                  <wp:effectExtent l="0" t="0" r="0" b="8255"/>
+                  <wp:docPr id="321816982" name="Picture 1"/>
+                  <wp:cNvGraphicFramePr>
+                    <a:graphicFrameLocks xmlns:a="http://schemas.openxmlformats.org/drawingml/2006/main" noChangeAspect="1"/>
+                  </wp:cNvGraphicFramePr>
+                  <a:graphic xmlns:a="http://schemas.openxmlformats.org/drawingml/2006/main">
+                    <a:graphicData uri="http://schemas.openxmlformats.org/drawingml/2006/picture">
+                      <pic:pic xmlns:pic="http://schemas.openxmlformats.org/drawingml/2006/picture">
+                        <pic:nvPicPr>
+                          <pic:cNvPr id="321816982" name=""/>
+                          <pic:cNvPicPr/>
+                        </pic:nvPicPr>
+                        <pic:blipFill>
+                          <a:blip r:embed="rId28"/>
+                          <a:stretch>
+                            <a:fillRect/>
+                          </a:stretch>
+                        </pic:blipFill>
+                        <pic:spPr>
+                          <a:xfrm>
+                            <a:off x="0" y="0"/>
+                            <a:ext cx="5943600" cy="1458595"/>
+                          </a:xfrm>
+                          <a:prstGeom prst="rect">
+                            <a:avLst/>
+                          </a:prstGeom>
+                        </pic:spPr>
+                      </pic:pic>
+                    </a:graphicData>
+                  </a:graphic>
+                </wp:inline>
+              </w:drawing>
             </w:r>
           </w:p>
         </w:tc>
@@ -596,12 +1396,52 @@
         </w:trPr>
         <w:tc>
           <w:tcPr>
-            <w:tcW w:w="0" w:type="auto"/>
+            <w:tcW w:w="10350" w:type="dxa"/>
             <w:hideMark/>
           </w:tcPr>
           <w:p>
             <w:r>
               <w:t>docker run -d --network my_network --name my_container nginx</w:t>
+            </w:r>
+          </w:p>
+          <w:p>
+            <w:r>
+              <w:lastRenderedPageBreak/>
+              <w:drawing>
+                <wp:inline distT="0" distB="0" distL="0" distR="0" wp14:anchorId="279FA21B" wp14:editId="321AA1D4">
+                  <wp:extent cx="5943600" cy="842010"/>
+                  <wp:effectExtent l="0" t="0" r="0" b="0"/>
+                  <wp:docPr id="780585522" name="Picture 1"/>
+                  <wp:cNvGraphicFramePr>
+                    <a:graphicFrameLocks xmlns:a="http://schemas.openxmlformats.org/drawingml/2006/main" noChangeAspect="1"/>
+                  </wp:cNvGraphicFramePr>
+                  <a:graphic xmlns:a="http://schemas.openxmlformats.org/drawingml/2006/main">
+                    <a:graphicData uri="http://schemas.openxmlformats.org/drawingml/2006/picture">
+                      <pic:pic xmlns:pic="http://schemas.openxmlformats.org/drawingml/2006/picture">
+                        <pic:nvPicPr>
+                          <pic:cNvPr id="780585522" name=""/>
+                          <pic:cNvPicPr/>
+                        </pic:nvPicPr>
+                        <pic:blipFill>
+                          <a:blip r:embed="rId29"/>
+                          <a:stretch>
+                            <a:fillRect/>
+                          </a:stretch>
+                        </pic:blipFill>
+                        <pic:spPr>
+                          <a:xfrm>
+                            <a:off x="0" y="0"/>
+                            <a:ext cx="5943600" cy="842010"/>
+                          </a:xfrm>
+                          <a:prstGeom prst="rect">
+                            <a:avLst/>
+                          </a:prstGeom>
+                        </pic:spPr>
+                      </pic:pic>
+                    </a:graphicData>
+                  </a:graphic>
+                </wp:inline>
+              </w:drawing>
             </w:r>
           </w:p>
         </w:tc>
@@ -612,12 +1452,52 @@
         </w:trPr>
         <w:tc>
           <w:tcPr>
-            <w:tcW w:w="0" w:type="auto"/>
+            <w:tcW w:w="10350" w:type="dxa"/>
             <w:hideMark/>
           </w:tcPr>
           <w:p>
             <w:r>
+              <w:lastRenderedPageBreak/>
               <w:t>docker network connect my_network my_nginx</w:t>
+            </w:r>
+          </w:p>
+          <w:p>
+            <w:r>
+              <w:drawing>
+                <wp:inline distT="0" distB="0" distL="0" distR="0" wp14:anchorId="5189495F" wp14:editId="1AD0B13B">
+                  <wp:extent cx="5943600" cy="961390"/>
+                  <wp:effectExtent l="0" t="0" r="0" b="0"/>
+                  <wp:docPr id="1502023652" name="Picture 1"/>
+                  <wp:cNvGraphicFramePr>
+                    <a:graphicFrameLocks xmlns:a="http://schemas.openxmlformats.org/drawingml/2006/main" noChangeAspect="1"/>
+                  </wp:cNvGraphicFramePr>
+                  <a:graphic xmlns:a="http://schemas.openxmlformats.org/drawingml/2006/main">
+                    <a:graphicData uri="http://schemas.openxmlformats.org/drawingml/2006/picture">
+                      <pic:pic xmlns:pic="http://schemas.openxmlformats.org/drawingml/2006/picture">
+                        <pic:nvPicPr>
+                          <pic:cNvPr id="1502023652" name=""/>
+                          <pic:cNvPicPr/>
+                        </pic:nvPicPr>
+                        <pic:blipFill>
+                          <a:blip r:embed="rId30"/>
+                          <a:stretch>
+                            <a:fillRect/>
+                          </a:stretch>
+                        </pic:blipFill>
+                        <pic:spPr>
+                          <a:xfrm>
+                            <a:off x="0" y="0"/>
+                            <a:ext cx="5943600" cy="961390"/>
+                          </a:xfrm>
+                          <a:prstGeom prst="rect">
+                            <a:avLst/>
+                          </a:prstGeom>
+                        </pic:spPr>
+                      </pic:pic>
+                    </a:graphicData>
+                  </a:graphic>
+                </wp:inline>
+              </w:drawing>
             </w:r>
           </w:p>
         </w:tc>
@@ -628,12 +1508,51 @@
         </w:trPr>
         <w:tc>
           <w:tcPr>
-            <w:tcW w:w="0" w:type="auto"/>
+            <w:tcW w:w="10350" w:type="dxa"/>
             <w:hideMark/>
           </w:tcPr>
           <w:p>
             <w:r>
               <w:t>docker run -d -e MY_ENV=hello_world nginx</w:t>
+            </w:r>
+          </w:p>
+          <w:p>
+            <w:r>
+              <w:drawing>
+                <wp:inline distT="0" distB="0" distL="0" distR="0" wp14:anchorId="60E5526F" wp14:editId="58985B4B">
+                  <wp:extent cx="5943600" cy="788670"/>
+                  <wp:effectExtent l="0" t="0" r="0" b="0"/>
+                  <wp:docPr id="1588924270" name="Picture 1"/>
+                  <wp:cNvGraphicFramePr>
+                    <a:graphicFrameLocks xmlns:a="http://schemas.openxmlformats.org/drawingml/2006/main" noChangeAspect="1"/>
+                  </wp:cNvGraphicFramePr>
+                  <a:graphic xmlns:a="http://schemas.openxmlformats.org/drawingml/2006/main">
+                    <a:graphicData uri="http://schemas.openxmlformats.org/drawingml/2006/picture">
+                      <pic:pic xmlns:pic="http://schemas.openxmlformats.org/drawingml/2006/picture">
+                        <pic:nvPicPr>
+                          <pic:cNvPr id="1588924270" name=""/>
+                          <pic:cNvPicPr/>
+                        </pic:nvPicPr>
+                        <pic:blipFill>
+                          <a:blip r:embed="rId31"/>
+                          <a:stretch>
+                            <a:fillRect/>
+                          </a:stretch>
+                        </pic:blipFill>
+                        <pic:spPr>
+                          <a:xfrm>
+                            <a:off x="0" y="0"/>
+                            <a:ext cx="5943600" cy="788670"/>
+                          </a:xfrm>
+                          <a:prstGeom prst="rect">
+                            <a:avLst/>
+                          </a:prstGeom>
+                        </pic:spPr>
+                      </pic:pic>
+                    </a:graphicData>
+                  </a:graphic>
+                </wp:inline>
+              </w:drawing>
             </w:r>
           </w:p>
         </w:tc>
@@ -644,12 +1563,51 @@
         </w:trPr>
         <w:tc>
           <w:tcPr>
-            <w:tcW w:w="0" w:type="auto"/>
+            <w:tcW w:w="10350" w:type="dxa"/>
             <w:hideMark/>
           </w:tcPr>
           <w:p>
             <w:r>
               <w:t>docker logs -f my_nginx</w:t>
+            </w:r>
+          </w:p>
+          <w:p>
+            <w:r>
+              <w:drawing>
+                <wp:inline distT="0" distB="0" distL="0" distR="0" wp14:anchorId="6B65632D" wp14:editId="2B9A95B5">
+                  <wp:extent cx="5943600" cy="3554730"/>
+                  <wp:effectExtent l="0" t="0" r="0" b="7620"/>
+                  <wp:docPr id="1719441364" name="Picture 1"/>
+                  <wp:cNvGraphicFramePr>
+                    <a:graphicFrameLocks xmlns:a="http://schemas.openxmlformats.org/drawingml/2006/main" noChangeAspect="1"/>
+                  </wp:cNvGraphicFramePr>
+                  <a:graphic xmlns:a="http://schemas.openxmlformats.org/drawingml/2006/main">
+                    <a:graphicData uri="http://schemas.openxmlformats.org/drawingml/2006/picture">
+                      <pic:pic xmlns:pic="http://schemas.openxmlformats.org/drawingml/2006/picture">
+                        <pic:nvPicPr>
+                          <pic:cNvPr id="1719441364" name=""/>
+                          <pic:cNvPicPr/>
+                        </pic:nvPicPr>
+                        <pic:blipFill>
+                          <a:blip r:embed="rId32"/>
+                          <a:stretch>
+                            <a:fillRect/>
+                          </a:stretch>
+                        </pic:blipFill>
+                        <pic:spPr>
+                          <a:xfrm>
+                            <a:off x="0" y="0"/>
+                            <a:ext cx="5943600" cy="3554730"/>
+                          </a:xfrm>
+                          <a:prstGeom prst="rect">
+                            <a:avLst/>
+                          </a:prstGeom>
+                        </pic:spPr>
+                      </pic:pic>
+                    </a:graphicData>
+                  </a:graphic>
+                </wp:inline>
+              </w:drawing>
             </w:r>
           </w:p>
         </w:tc>
@@ -660,7 +1618,7 @@
         </w:trPr>
         <w:tc>
           <w:tcPr>
-            <w:tcW w:w="0" w:type="auto"/>
+            <w:tcW w:w="10350" w:type="dxa"/>
             <w:hideMark/>
           </w:tcPr>
           <w:p>
@@ -676,11 +1634,12 @@
         </w:trPr>
         <w:tc>
           <w:tcPr>
-            <w:tcW w:w="0" w:type="auto"/>
+            <w:tcW w:w="10350" w:type="dxa"/>
             <w:hideMark/>
           </w:tcPr>
           <w:p>
             <w:r>
+              <w:lastRenderedPageBreak/>
               <w:t>COPY index.html /usr/share/nginx/html/index.html</w:t>
             </w:r>
           </w:p>
@@ -692,12 +1651,51 @@
         </w:trPr>
         <w:tc>
           <w:tcPr>
-            <w:tcW w:w="0" w:type="auto"/>
+            <w:tcW w:w="10350" w:type="dxa"/>
             <w:hideMark/>
           </w:tcPr>
           <w:p>
             <w:r>
               <w:t>docker build -t my_nginx_image .</w:t>
+            </w:r>
+          </w:p>
+          <w:p>
+            <w:r>
+              <w:drawing>
+                <wp:inline distT="0" distB="0" distL="0" distR="0" wp14:anchorId="33B436DA" wp14:editId="23A9138F">
+                  <wp:extent cx="5943600" cy="932815"/>
+                  <wp:effectExtent l="0" t="0" r="0" b="635"/>
+                  <wp:docPr id="1822137073" name="Picture 1"/>
+                  <wp:cNvGraphicFramePr>
+                    <a:graphicFrameLocks xmlns:a="http://schemas.openxmlformats.org/drawingml/2006/main" noChangeAspect="1"/>
+                  </wp:cNvGraphicFramePr>
+                  <a:graphic xmlns:a="http://schemas.openxmlformats.org/drawingml/2006/main">
+                    <a:graphicData uri="http://schemas.openxmlformats.org/drawingml/2006/picture">
+                      <pic:pic xmlns:pic="http://schemas.openxmlformats.org/drawingml/2006/picture">
+                        <pic:nvPicPr>
+                          <pic:cNvPr id="1822137073" name=""/>
+                          <pic:cNvPicPr/>
+                        </pic:nvPicPr>
+                        <pic:blipFill>
+                          <a:blip r:embed="rId33"/>
+                          <a:stretch>
+                            <a:fillRect/>
+                          </a:stretch>
+                        </pic:blipFill>
+                        <pic:spPr>
+                          <a:xfrm>
+                            <a:off x="0" y="0"/>
+                            <a:ext cx="5943600" cy="932815"/>
+                          </a:xfrm>
+                          <a:prstGeom prst="rect">
+                            <a:avLst/>
+                          </a:prstGeom>
+                        </pic:spPr>
+                      </pic:pic>
+                    </a:graphicData>
+                  </a:graphic>
+                </wp:inline>
+              </w:drawing>
             </w:r>
           </w:p>
         </w:tc>
@@ -708,7 +1706,7 @@
         </w:trPr>
         <w:tc>
           <w:tcPr>
-            <w:tcW w:w="0" w:type="auto"/>
+            <w:tcW w:w="10350" w:type="dxa"/>
             <w:hideMark/>
           </w:tcPr>
           <w:p>
@@ -716,10 +1714,1289 @@
               <w:t>docker run -d -p 8080:80 my_nginx_image</w:t>
             </w:r>
           </w:p>
+          <w:p>
+            <w:r>
+              <w:drawing>
+                <wp:inline distT="0" distB="0" distL="0" distR="0" wp14:anchorId="1552655F" wp14:editId="1507BB37">
+                  <wp:extent cx="5943600" cy="840740"/>
+                  <wp:effectExtent l="0" t="0" r="0" b="0"/>
+                  <wp:docPr id="900514339" name="Picture 1"/>
+                  <wp:cNvGraphicFramePr>
+                    <a:graphicFrameLocks xmlns:a="http://schemas.openxmlformats.org/drawingml/2006/main" noChangeAspect="1"/>
+                  </wp:cNvGraphicFramePr>
+                  <a:graphic xmlns:a="http://schemas.openxmlformats.org/drawingml/2006/main">
+                    <a:graphicData uri="http://schemas.openxmlformats.org/drawingml/2006/picture">
+                      <pic:pic xmlns:pic="http://schemas.openxmlformats.org/drawingml/2006/picture">
+                        <pic:nvPicPr>
+                          <pic:cNvPr id="900514339" name=""/>
+                          <pic:cNvPicPr/>
+                        </pic:nvPicPr>
+                        <pic:blipFill>
+                          <a:blip r:embed="rId34"/>
+                          <a:stretch>
+                            <a:fillRect/>
+                          </a:stretch>
+                        </pic:blipFill>
+                        <pic:spPr>
+                          <a:xfrm>
+                            <a:off x="0" y="0"/>
+                            <a:ext cx="5943600" cy="840740"/>
+                          </a:xfrm>
+                          <a:prstGeom prst="rect">
+                            <a:avLst/>
+                          </a:prstGeom>
+                        </pic:spPr>
+                      </pic:pic>
+                    </a:graphicData>
+                  </a:graphic>
+                </wp:inline>
+              </w:drawing>
+            </w:r>
+          </w:p>
+          <w:tbl>
+            <w:tblPr>
+              <w:tblW w:w="3951" w:type="dxa"/>
+              <w:tblLook w:val="04A0" w:firstRow="1" w:lastRow="0" w:firstColumn="1" w:lastColumn="0" w:noHBand="0" w:noVBand="1"/>
+            </w:tblPr>
+            <w:tblGrid>
+              <w:gridCol w:w="1083"/>
+              <w:gridCol w:w="2868"/>
+            </w:tblGrid>
+            <w:tr>
+              <w:trPr>
+                <w:trHeight w:val="315"/>
+              </w:trPr>
+              <w:tc>
+                <w:tcPr>
+                  <w:tcW w:w="0" w:type="auto"/>
+                  <w:hideMark/>
+                </w:tcPr>
+                <w:p>
+                  <w:pPr>
+                    <w:spacing w:after="0" w:line="240" w:lineRule="auto"/>
+                    <w:rPr>
+                      <w:rFonts w:ascii="Arial" w:eastAsia="Times New Roman" w:hAnsi="Arial" w:cs="Arial"/>
+                      <w:b/>
+                      <w:bCs/>
+                      <w:kern w:val="0"/>
+                      <w14:ligatures w14:val="none"/>
+                    </w:rPr>
+                  </w:pPr>
+                  <w:r>
+                    <w:rPr>
+                      <w:rFonts w:ascii="Arial" w:eastAsia="Times New Roman" w:hAnsi="Arial" w:cs="Arial"/>
+                      <w:b/>
+                      <w:bCs/>
+                      <w:kern w:val="0"/>
+                      <w14:ligatures w14:val="none"/>
+                    </w:rPr>
+                    <w:t>Phần 2:</w:t>
+                  </w:r>
+                </w:p>
+              </w:tc>
+              <w:tc>
+                <w:tcPr>
+                  <w:tcW w:w="0" w:type="auto"/>
+                  <w:hideMark/>
+                </w:tcPr>
+                <w:p>
+                  <w:pPr>
+                    <w:spacing w:after="0" w:line="240" w:lineRule="auto"/>
+                    <w:rPr>
+                      <w:rFonts w:ascii="Arial" w:eastAsia="Times New Roman" w:hAnsi="Arial" w:cs="Arial"/>
+                      <w:b/>
+                      <w:bCs/>
+                      <w:kern w:val="0"/>
+                      <w14:ligatures w14:val="none"/>
+                    </w:rPr>
+                  </w:pPr>
+                  <w:r>
+                    <w:rPr>
+                      <w:rFonts w:ascii="Arial" w:eastAsia="Times New Roman" w:hAnsi="Arial" w:cs="Arial"/>
+                      <w:b/>
+                      <w:bCs/>
+                      <w:kern w:val="0"/>
+                      <w14:ligatures w14:val="none"/>
+                    </w:rPr>
+                    <w:t>Thao tác với Dockerfile</w:t>
+                  </w:r>
+                </w:p>
+              </w:tc>
+            </w:tr>
+          </w:tbl>
+          <w:p/>
         </w:tc>
       </w:tr>
     </w:tbl>
-    <w:p/>
+    <w:p>
+      <w:pPr>
+        <w:jc w:val="both"/>
+        <w:rPr>
+          <w:b/>
+          <w:bCs/>
+        </w:rPr>
+      </w:pPr>
+      <w:r>
+        <w:rPr>
+          <w:b/>
+          <w:bCs/>
+        </w:rPr>
+        <w:t xml:space="preserve">Bài 1: Tạo Dockerfile chạy một ứng dụng Node.js đơn giản </w:t>
+      </w:r>
+    </w:p>
+    <w:p>
+      <w:pPr>
+        <w:jc w:val="both"/>
+        <w:rPr>
+          <w:b/>
+          <w:bCs/>
+        </w:rPr>
+      </w:pPr>
+      <w:r>
+        <w:rPr>
+          <w:b/>
+          <w:bCs/>
+        </w:rPr>
+        <w:t xml:space="preserve">Yêu cầu: </w:t>
+      </w:r>
+    </w:p>
+    <w:p>
+      <w:pPr>
+        <w:jc w:val="both"/>
+        <w:rPr>
+          <w:b/>
+          <w:bCs/>
+        </w:rPr>
+      </w:pPr>
+      <w:r>
+        <w:rPr>
+          <w:b/>
+          <w:bCs/>
+        </w:rPr>
+        <w:t xml:space="preserve">Viết Dockerfile để chạy một ứng dụng Node.js hiển thị "Hello, Docker!" trên cổng 3000. </w:t>
+      </w:r>
+    </w:p>
+    <w:p>
+      <w:pPr>
+        <w:jc w:val="both"/>
+        <w:rPr>
+          <w:b/>
+          <w:bCs/>
+        </w:rPr>
+      </w:pPr>
+      <w:r>
+        <w:rPr>
+          <w:b/>
+          <w:bCs/>
+        </w:rPr>
+        <w:t xml:space="preserve">Sử dụng node:18 làm base image. </w:t>
+      </w:r>
+    </w:p>
+    <w:p>
+      <w:pPr>
+        <w:jc w:val="both"/>
+      </w:pPr>
+      <w:r>
+        <w:drawing>
+          <wp:inline distT="0" distB="0" distL="0" distR="0" wp14:anchorId="168F0B21" wp14:editId="04B0EF90">
+            <wp:extent cx="5943600" cy="1414780"/>
+            <wp:effectExtent l="0" t="0" r="0" b="0"/>
+            <wp:docPr id="1393428336" name="Picture 1"/>
+            <wp:cNvGraphicFramePr>
+              <a:graphicFrameLocks xmlns:a="http://schemas.openxmlformats.org/drawingml/2006/main" noChangeAspect="1"/>
+            </wp:cNvGraphicFramePr>
+            <a:graphic xmlns:a="http://schemas.openxmlformats.org/drawingml/2006/main">
+              <a:graphicData uri="http://schemas.openxmlformats.org/drawingml/2006/picture">
+                <pic:pic xmlns:pic="http://schemas.openxmlformats.org/drawingml/2006/picture">
+                  <pic:nvPicPr>
+                    <pic:cNvPr id="1393428336" name=""/>
+                    <pic:cNvPicPr/>
+                  </pic:nvPicPr>
+                  <pic:blipFill>
+                    <a:blip r:embed="rId35"/>
+                    <a:stretch>
+                      <a:fillRect/>
+                    </a:stretch>
+                  </pic:blipFill>
+                  <pic:spPr>
+                    <a:xfrm>
+                      <a:off x="0" y="0"/>
+                      <a:ext cx="5943600" cy="1414780"/>
+                    </a:xfrm>
+                    <a:prstGeom prst="rect">
+                      <a:avLst/>
+                    </a:prstGeom>
+                  </pic:spPr>
+                </pic:pic>
+              </a:graphicData>
+            </a:graphic>
+          </wp:inline>
+        </w:drawing>
+      </w:r>
+    </w:p>
+    <w:p>
+      <w:pPr>
+        <w:jc w:val="both"/>
+        <w:rPr>
+          <w:b/>
+          <w:bCs/>
+        </w:rPr>
+      </w:pPr>
+      <w:r>
+        <w:rPr>
+          <w:b/>
+          <w:bCs/>
+        </w:rPr>
+        <w:t xml:space="preserve">Bài 2: Tạo Dockerfile chạy một ứng dụng Python Flask </w:t>
+      </w:r>
+    </w:p>
+    <w:p>
+      <w:pPr>
+        <w:jc w:val="both"/>
+        <w:rPr>
+          <w:b/>
+          <w:bCs/>
+        </w:rPr>
+      </w:pPr>
+      <w:r>
+        <w:rPr>
+          <w:b/>
+          <w:bCs/>
+        </w:rPr>
+        <w:t xml:space="preserve">Yêu cầu: </w:t>
+      </w:r>
+    </w:p>
+    <w:p>
+      <w:pPr>
+        <w:jc w:val="both"/>
+        <w:rPr>
+          <w:b/>
+          <w:bCs/>
+        </w:rPr>
+      </w:pPr>
+      <w:r>
+        <w:rPr>
+          <w:b/>
+          <w:bCs/>
+        </w:rPr>
+        <w:t xml:space="preserve">Viết Dockerfile để chạy một ứng dụng Flask hiển thị "Hello, Docker Flask!" trên cổng 5000. </w:t>
+      </w:r>
+    </w:p>
+    <w:p>
+      <w:pPr>
+        <w:jc w:val="both"/>
+        <w:rPr>
+          <w:b/>
+          <w:bCs/>
+        </w:rPr>
+      </w:pPr>
+      <w:r>
+        <w:rPr>
+          <w:b/>
+          <w:bCs/>
+        </w:rPr>
+        <w:t xml:space="preserve">Sử dụng python:3.9 làm base image. </w:t>
+      </w:r>
+    </w:p>
+    <w:p>
+      <w:pPr>
+        <w:jc w:val="both"/>
+        <w:rPr>
+          <w:b/>
+          <w:bCs/>
+        </w:rPr>
+      </w:pPr>
+      <w:r>
+        <w:rPr>
+          <w:b/>
+          <w:bCs/>
+        </w:rPr>
+        <w:lastRenderedPageBreak/>
+        <w:drawing>
+          <wp:inline distT="0" distB="0" distL="0" distR="0" wp14:anchorId="226F49B8" wp14:editId="2E92277C">
+            <wp:extent cx="5943600" cy="2047875"/>
+            <wp:effectExtent l="0" t="0" r="0" b="9525"/>
+            <wp:docPr id="350195194" name="Picture 1"/>
+            <wp:cNvGraphicFramePr>
+              <a:graphicFrameLocks xmlns:a="http://schemas.openxmlformats.org/drawingml/2006/main" noChangeAspect="1"/>
+            </wp:cNvGraphicFramePr>
+            <a:graphic xmlns:a="http://schemas.openxmlformats.org/drawingml/2006/main">
+              <a:graphicData uri="http://schemas.openxmlformats.org/drawingml/2006/picture">
+                <pic:pic xmlns:pic="http://schemas.openxmlformats.org/drawingml/2006/picture">
+                  <pic:nvPicPr>
+                    <pic:cNvPr id="350195194" name=""/>
+                    <pic:cNvPicPr/>
+                  </pic:nvPicPr>
+                  <pic:blipFill>
+                    <a:blip r:embed="rId36"/>
+                    <a:stretch>
+                      <a:fillRect/>
+                    </a:stretch>
+                  </pic:blipFill>
+                  <pic:spPr>
+                    <a:xfrm>
+                      <a:off x="0" y="0"/>
+                      <a:ext cx="5943600" cy="2047875"/>
+                    </a:xfrm>
+                    <a:prstGeom prst="rect">
+                      <a:avLst/>
+                    </a:prstGeom>
+                  </pic:spPr>
+                </pic:pic>
+              </a:graphicData>
+            </a:graphic>
+          </wp:inline>
+        </w:drawing>
+      </w:r>
+    </w:p>
+    <w:p>
+      <w:pPr>
+        <w:jc w:val="both"/>
+        <w:rPr>
+          <w:b/>
+          <w:bCs/>
+        </w:rPr>
+      </w:pPr>
+      <w:r>
+        <w:rPr>
+          <w:b/>
+          <w:bCs/>
+        </w:rPr>
+        <w:t xml:space="preserve">Bài 3: Tạo Dockerfile chạy một ứng dụng React </w:t>
+      </w:r>
+    </w:p>
+    <w:p>
+      <w:pPr>
+        <w:jc w:val="both"/>
+        <w:rPr>
+          <w:b/>
+          <w:bCs/>
+        </w:rPr>
+      </w:pPr>
+      <w:r>
+        <w:rPr>
+          <w:b/>
+          <w:bCs/>
+        </w:rPr>
+        <w:t xml:space="preserve">Yêu cầu: </w:t>
+      </w:r>
+    </w:p>
+    <w:p>
+      <w:pPr>
+        <w:jc w:val="both"/>
+        <w:rPr>
+          <w:b/>
+          <w:bCs/>
+        </w:rPr>
+      </w:pPr>
+      <w:r>
+        <w:rPr>
+          <w:b/>
+          <w:bCs/>
+        </w:rPr>
+        <w:t xml:space="preserve">Viết Dockerfile để build và chạy một ứng dụng React. </w:t>
+      </w:r>
+    </w:p>
+    <w:p>
+      <w:pPr>
+        <w:jc w:val="both"/>
+        <w:rPr>
+          <w:b/>
+          <w:bCs/>
+        </w:rPr>
+      </w:pPr>
+      <w:r>
+        <w:rPr>
+          <w:b/>
+          <w:bCs/>
+        </w:rPr>
+        <w:t xml:space="preserve">Sử dụng node:18-alpine làm base image. </w:t>
+      </w:r>
+    </w:p>
+    <w:p>
+      <w:pPr>
+        <w:jc w:val="both"/>
+        <w:rPr>
+          <w:b/>
+          <w:bCs/>
+        </w:rPr>
+      </w:pPr>
+      <w:r>
+        <w:rPr>
+          <w:b/>
+          <w:bCs/>
+        </w:rPr>
+        <w:drawing>
+          <wp:inline distT="0" distB="0" distL="0" distR="0" wp14:anchorId="2FFC946B" wp14:editId="2AB41873">
+            <wp:extent cx="5943600" cy="1889125"/>
+            <wp:effectExtent l="0" t="0" r="0" b="0"/>
+            <wp:docPr id="1727388744" name="Picture 1"/>
+            <wp:cNvGraphicFramePr>
+              <a:graphicFrameLocks xmlns:a="http://schemas.openxmlformats.org/drawingml/2006/main" noChangeAspect="1"/>
+            </wp:cNvGraphicFramePr>
+            <a:graphic xmlns:a="http://schemas.openxmlformats.org/drawingml/2006/main">
+              <a:graphicData uri="http://schemas.openxmlformats.org/drawingml/2006/picture">
+                <pic:pic xmlns:pic="http://schemas.openxmlformats.org/drawingml/2006/picture">
+                  <pic:nvPicPr>
+                    <pic:cNvPr id="1727388744" name=""/>
+                    <pic:cNvPicPr/>
+                  </pic:nvPicPr>
+                  <pic:blipFill>
+                    <a:blip r:embed="rId37"/>
+                    <a:stretch>
+                      <a:fillRect/>
+                    </a:stretch>
+                  </pic:blipFill>
+                  <pic:spPr>
+                    <a:xfrm>
+                      <a:off x="0" y="0"/>
+                      <a:ext cx="5943600" cy="1889125"/>
+                    </a:xfrm>
+                    <a:prstGeom prst="rect">
+                      <a:avLst/>
+                    </a:prstGeom>
+                  </pic:spPr>
+                </pic:pic>
+              </a:graphicData>
+            </a:graphic>
+          </wp:inline>
+        </w:drawing>
+      </w:r>
+    </w:p>
+    <w:p>
+      <w:pPr>
+        <w:jc w:val="both"/>
+        <w:rPr>
+          <w:b/>
+          <w:bCs/>
+        </w:rPr>
+      </w:pPr>
+      <w:r>
+        <w:rPr>
+          <w:b/>
+          <w:bCs/>
+        </w:rPr>
+        <w:t xml:space="preserve">Bài 4: Tạo Dockerfile chạy một trang web tĩnh bằng Nginx </w:t>
+      </w:r>
+    </w:p>
+    <w:p>
+      <w:pPr>
+        <w:jc w:val="both"/>
+        <w:rPr>
+          <w:b/>
+          <w:bCs/>
+        </w:rPr>
+      </w:pPr>
+      <w:r>
+        <w:rPr>
+          <w:b/>
+          <w:bCs/>
+        </w:rPr>
+        <w:t xml:space="preserve">Yêu cầu: </w:t>
+      </w:r>
+    </w:p>
+    <w:p>
+      <w:pPr>
+        <w:jc w:val="both"/>
+        <w:rPr>
+          <w:b/>
+          <w:bCs/>
+        </w:rPr>
+      </w:pPr>
+      <w:r>
+        <w:rPr>
+          <w:b/>
+          <w:bCs/>
+        </w:rPr>
+        <w:t xml:space="preserve">Tạo một file index.html đơn giản và sử dụng nginx:latest để phục vụ trang web. </w:t>
+      </w:r>
+    </w:p>
+    <w:p>
+      <w:pPr>
+        <w:jc w:val="both"/>
+        <w:rPr>
+          <w:b/>
+          <w:bCs/>
+        </w:rPr>
+      </w:pPr>
+      <w:r>
+        <w:rPr>
+          <w:b/>
+          <w:bCs/>
+        </w:rPr>
+        <w:lastRenderedPageBreak/>
+        <w:drawing>
+          <wp:inline distT="0" distB="0" distL="0" distR="0" wp14:anchorId="489487DA" wp14:editId="1B6CEBE2">
+            <wp:extent cx="5943600" cy="3070225"/>
+            <wp:effectExtent l="0" t="0" r="0" b="0"/>
+            <wp:docPr id="758777509" name="Picture 1"/>
+            <wp:cNvGraphicFramePr>
+              <a:graphicFrameLocks xmlns:a="http://schemas.openxmlformats.org/drawingml/2006/main" noChangeAspect="1"/>
+            </wp:cNvGraphicFramePr>
+            <a:graphic xmlns:a="http://schemas.openxmlformats.org/drawingml/2006/main">
+              <a:graphicData uri="http://schemas.openxmlformats.org/drawingml/2006/picture">
+                <pic:pic xmlns:pic="http://schemas.openxmlformats.org/drawingml/2006/picture">
+                  <pic:nvPicPr>
+                    <pic:cNvPr id="758777509" name=""/>
+                    <pic:cNvPicPr/>
+                  </pic:nvPicPr>
+                  <pic:blipFill>
+                    <a:blip r:embed="rId38"/>
+                    <a:stretch>
+                      <a:fillRect/>
+                    </a:stretch>
+                  </pic:blipFill>
+                  <pic:spPr>
+                    <a:xfrm>
+                      <a:off x="0" y="0"/>
+                      <a:ext cx="5943600" cy="3070225"/>
+                    </a:xfrm>
+                    <a:prstGeom prst="rect">
+                      <a:avLst/>
+                    </a:prstGeom>
+                  </pic:spPr>
+                </pic:pic>
+              </a:graphicData>
+            </a:graphic>
+          </wp:inline>
+        </w:drawing>
+      </w:r>
+    </w:p>
+    <w:p>
+      <w:pPr>
+        <w:jc w:val="both"/>
+        <w:rPr>
+          <w:b/>
+          <w:bCs/>
+        </w:rPr>
+      </w:pPr>
+      <w:r>
+        <w:rPr>
+          <w:b/>
+          <w:bCs/>
+        </w:rPr>
+        <w:t xml:space="preserve">Bài 5: Tạo Dockerfile cho ứng dụng Go </w:t>
+      </w:r>
+    </w:p>
+    <w:p>
+      <w:pPr>
+        <w:jc w:val="both"/>
+        <w:rPr>
+          <w:b/>
+          <w:bCs/>
+        </w:rPr>
+      </w:pPr>
+      <w:r>
+        <w:rPr>
+          <w:b/>
+          <w:bCs/>
+        </w:rPr>
+        <w:t xml:space="preserve">Yêu cầu: </w:t>
+      </w:r>
+    </w:p>
+    <w:p>
+      <w:pPr>
+        <w:jc w:val="both"/>
+        <w:rPr>
+          <w:b/>
+          <w:bCs/>
+        </w:rPr>
+      </w:pPr>
+      <w:r>
+        <w:rPr>
+          <w:b/>
+          <w:bCs/>
+        </w:rPr>
+        <w:t xml:space="preserve">Viết Dockerfile để build và chạy một ứng dụng Go đơn giản. </w:t>
+      </w:r>
+    </w:p>
+    <w:p>
+      <w:pPr>
+        <w:jc w:val="both"/>
+        <w:rPr>
+          <w:b/>
+          <w:bCs/>
+        </w:rPr>
+      </w:pPr>
+      <w:r>
+        <w:rPr>
+          <w:b/>
+          <w:bCs/>
+        </w:rPr>
+        <w:drawing>
+          <wp:inline distT="0" distB="0" distL="0" distR="0" wp14:anchorId="1A40EA8E" wp14:editId="5367CFA6">
+            <wp:extent cx="5943600" cy="2440305"/>
+            <wp:effectExtent l="0" t="0" r="0" b="0"/>
+            <wp:docPr id="105032662" name="Picture 1"/>
+            <wp:cNvGraphicFramePr>
+              <a:graphicFrameLocks xmlns:a="http://schemas.openxmlformats.org/drawingml/2006/main" noChangeAspect="1"/>
+            </wp:cNvGraphicFramePr>
+            <a:graphic xmlns:a="http://schemas.openxmlformats.org/drawingml/2006/main">
+              <a:graphicData uri="http://schemas.openxmlformats.org/drawingml/2006/picture">
+                <pic:pic xmlns:pic="http://schemas.openxmlformats.org/drawingml/2006/picture">
+                  <pic:nvPicPr>
+                    <pic:cNvPr id="105032662" name=""/>
+                    <pic:cNvPicPr/>
+                  </pic:nvPicPr>
+                  <pic:blipFill>
+                    <a:blip r:embed="rId39"/>
+                    <a:stretch>
+                      <a:fillRect/>
+                    </a:stretch>
+                  </pic:blipFill>
+                  <pic:spPr>
+                    <a:xfrm>
+                      <a:off x="0" y="0"/>
+                      <a:ext cx="5943600" cy="2440305"/>
+                    </a:xfrm>
+                    <a:prstGeom prst="rect">
+                      <a:avLst/>
+                    </a:prstGeom>
+                  </pic:spPr>
+                </pic:pic>
+              </a:graphicData>
+            </a:graphic>
+          </wp:inline>
+        </w:drawing>
+      </w:r>
+    </w:p>
+    <w:p>
+      <w:pPr>
+        <w:jc w:val="both"/>
+        <w:rPr>
+          <w:b/>
+          <w:bCs/>
+        </w:rPr>
+      </w:pPr>
+      <w:r>
+        <w:rPr>
+          <w:b/>
+          <w:bCs/>
+        </w:rPr>
+        <w:t xml:space="preserve">Bài 6: Sử dụng Multi-stage Build trong Dockerfile </w:t>
+      </w:r>
+    </w:p>
+    <w:p>
+      <w:pPr>
+        <w:jc w:val="both"/>
+        <w:rPr>
+          <w:b/>
+          <w:bCs/>
+        </w:rPr>
+      </w:pPr>
+      <w:r>
+        <w:rPr>
+          <w:b/>
+          <w:bCs/>
+        </w:rPr>
+        <w:t xml:space="preserve">Viết Dockerfile để build một ứng dụng Node.js với hai stage: </w:t>
+      </w:r>
+    </w:p>
+    <w:p>
+      <w:pPr>
+        <w:jc w:val="both"/>
+        <w:rPr>
+          <w:b/>
+          <w:bCs/>
+        </w:rPr>
+      </w:pPr>
+      <w:r>
+        <w:rPr>
+          <w:b/>
+          <w:bCs/>
+        </w:rPr>
+        <w:t xml:space="preserve">Stage 1: Dùng node:18 để build code. </w:t>
+      </w:r>
+    </w:p>
+    <w:p>
+      <w:pPr>
+        <w:jc w:val="both"/>
+        <w:rPr>
+          <w:b/>
+          <w:bCs/>
+        </w:rPr>
+      </w:pPr>
+      <w:r>
+        <w:rPr>
+          <w:b/>
+          <w:bCs/>
+        </w:rPr>
+        <w:t xml:space="preserve">Stage 2: Dùng node:18-alpine để chạy ứng dụng đã build. </w:t>
+      </w:r>
+    </w:p>
+    <w:p>
+      <w:pPr>
+        <w:jc w:val="both"/>
+        <w:rPr>
+          <w:b/>
+          <w:bCs/>
+        </w:rPr>
+      </w:pPr>
+    </w:p>
+    <w:p>
+      <w:pPr>
+        <w:jc w:val="both"/>
+        <w:rPr>
+          <w:b/>
+          <w:bCs/>
+        </w:rPr>
+      </w:pPr>
+      <w:r>
+        <w:rPr>
+          <w:b/>
+          <w:bCs/>
+        </w:rPr>
+        <w:lastRenderedPageBreak/>
+        <w:drawing>
+          <wp:inline distT="0" distB="0" distL="0" distR="0" wp14:anchorId="5DB205DC" wp14:editId="4F8B79C2">
+            <wp:extent cx="5943600" cy="1971040"/>
+            <wp:effectExtent l="0" t="0" r="0" b="0"/>
+            <wp:docPr id="1677119303" name="Picture 1"/>
+            <wp:cNvGraphicFramePr>
+              <a:graphicFrameLocks xmlns:a="http://schemas.openxmlformats.org/drawingml/2006/main" noChangeAspect="1"/>
+            </wp:cNvGraphicFramePr>
+            <a:graphic xmlns:a="http://schemas.openxmlformats.org/drawingml/2006/main">
+              <a:graphicData uri="http://schemas.openxmlformats.org/drawingml/2006/picture">
+                <pic:pic xmlns:pic="http://schemas.openxmlformats.org/drawingml/2006/picture">
+                  <pic:nvPicPr>
+                    <pic:cNvPr id="1677119303" name=""/>
+                    <pic:cNvPicPr/>
+                  </pic:nvPicPr>
+                  <pic:blipFill>
+                    <a:blip r:embed="rId40"/>
+                    <a:stretch>
+                      <a:fillRect/>
+                    </a:stretch>
+                  </pic:blipFill>
+                  <pic:spPr>
+                    <a:xfrm>
+                      <a:off x="0" y="0"/>
+                      <a:ext cx="5943600" cy="1971040"/>
+                    </a:xfrm>
+                    <a:prstGeom prst="rect">
+                      <a:avLst/>
+                    </a:prstGeom>
+                  </pic:spPr>
+                </pic:pic>
+              </a:graphicData>
+            </a:graphic>
+          </wp:inline>
+        </w:drawing>
+      </w:r>
+    </w:p>
+    <w:p>
+      <w:pPr>
+        <w:jc w:val="both"/>
+        <w:rPr>
+          <w:b/>
+          <w:bCs/>
+        </w:rPr>
+      </w:pPr>
+      <w:r>
+        <w:rPr>
+          <w:b/>
+          <w:bCs/>
+        </w:rPr>
+        <w:t xml:space="preserve">Bài 7: Sử dụng biến môi trường trong Dockerfile </w:t>
+      </w:r>
+    </w:p>
+    <w:p>
+      <w:pPr>
+        <w:jc w:val="both"/>
+        <w:rPr>
+          <w:b/>
+          <w:bCs/>
+        </w:rPr>
+      </w:pPr>
+      <w:r>
+        <w:rPr>
+          <w:b/>
+          <w:bCs/>
+        </w:rPr>
+        <w:t xml:space="preserve">Yêu cầu: </w:t>
+      </w:r>
+    </w:p>
+    <w:p>
+      <w:pPr>
+        <w:jc w:val="both"/>
+        <w:rPr>
+          <w:b/>
+          <w:bCs/>
+        </w:rPr>
+      </w:pPr>
+      <w:r>
+        <w:rPr>
+          <w:b/>
+          <w:bCs/>
+        </w:rPr>
+        <w:t xml:space="preserve">Viết Dockerfile cho ứng dụng Python đọc biến môi trường APP_ENV và in ra màn hình. </w:t>
+      </w:r>
+    </w:p>
+    <w:p>
+      <w:pPr>
+        <w:jc w:val="both"/>
+        <w:rPr>
+          <w:b/>
+          <w:bCs/>
+        </w:rPr>
+      </w:pPr>
+      <w:r>
+        <w:rPr>
+          <w:b/>
+          <w:bCs/>
+        </w:rPr>
+        <w:t xml:space="preserve">Sử dụng ENV APP_ENV=development trong Dockerfile. </w:t>
+      </w:r>
+    </w:p>
+    <w:p>
+      <w:pPr>
+        <w:jc w:val="both"/>
+        <w:rPr>
+          <w:b/>
+          <w:bCs/>
+        </w:rPr>
+      </w:pPr>
+      <w:r>
+        <w:rPr>
+          <w:b/>
+          <w:bCs/>
+        </w:rPr>
+        <w:drawing>
+          <wp:inline distT="0" distB="0" distL="0" distR="0" wp14:anchorId="0253F5FD" wp14:editId="4CDC3E19">
+            <wp:extent cx="5943600" cy="1393825"/>
+            <wp:effectExtent l="0" t="0" r="0" b="0"/>
+            <wp:docPr id="928983536" name="Picture 1"/>
+            <wp:cNvGraphicFramePr>
+              <a:graphicFrameLocks xmlns:a="http://schemas.openxmlformats.org/drawingml/2006/main" noChangeAspect="1"/>
+            </wp:cNvGraphicFramePr>
+            <a:graphic xmlns:a="http://schemas.openxmlformats.org/drawingml/2006/main">
+              <a:graphicData uri="http://schemas.openxmlformats.org/drawingml/2006/picture">
+                <pic:pic xmlns:pic="http://schemas.openxmlformats.org/drawingml/2006/picture">
+                  <pic:nvPicPr>
+                    <pic:cNvPr id="928983536" name=""/>
+                    <pic:cNvPicPr/>
+                  </pic:nvPicPr>
+                  <pic:blipFill>
+                    <a:blip r:embed="rId41"/>
+                    <a:stretch>
+                      <a:fillRect/>
+                    </a:stretch>
+                  </pic:blipFill>
+                  <pic:spPr>
+                    <a:xfrm>
+                      <a:off x="0" y="0"/>
+                      <a:ext cx="5943600" cy="1393825"/>
+                    </a:xfrm>
+                    <a:prstGeom prst="rect">
+                      <a:avLst/>
+                    </a:prstGeom>
+                  </pic:spPr>
+                </pic:pic>
+              </a:graphicData>
+            </a:graphic>
+          </wp:inline>
+        </w:drawing>
+      </w:r>
+    </w:p>
+    <w:p>
+      <w:pPr>
+        <w:jc w:val="both"/>
+        <w:rPr>
+          <w:b/>
+          <w:bCs/>
+        </w:rPr>
+      </w:pPr>
+      <w:r>
+        <w:rPr>
+          <w:b/>
+          <w:bCs/>
+        </w:rPr>
+        <w:lastRenderedPageBreak/>
+        <w:drawing>
+          <wp:inline distT="0" distB="0" distL="0" distR="0" wp14:anchorId="798F14A4" wp14:editId="35100B48">
+            <wp:extent cx="5943600" cy="3677920"/>
+            <wp:effectExtent l="0" t="0" r="0" b="0"/>
+            <wp:docPr id="2077345274" name="Picture 1"/>
+            <wp:cNvGraphicFramePr>
+              <a:graphicFrameLocks xmlns:a="http://schemas.openxmlformats.org/drawingml/2006/main" noChangeAspect="1"/>
+            </wp:cNvGraphicFramePr>
+            <a:graphic xmlns:a="http://schemas.openxmlformats.org/drawingml/2006/main">
+              <a:graphicData uri="http://schemas.openxmlformats.org/drawingml/2006/picture">
+                <pic:pic xmlns:pic="http://schemas.openxmlformats.org/drawingml/2006/picture">
+                  <pic:nvPicPr>
+                    <pic:cNvPr id="2077345274" name=""/>
+                    <pic:cNvPicPr/>
+                  </pic:nvPicPr>
+                  <pic:blipFill>
+                    <a:blip r:embed="rId42"/>
+                    <a:stretch>
+                      <a:fillRect/>
+                    </a:stretch>
+                  </pic:blipFill>
+                  <pic:spPr>
+                    <a:xfrm>
+                      <a:off x="0" y="0"/>
+                      <a:ext cx="5943600" cy="3677920"/>
+                    </a:xfrm>
+                    <a:prstGeom prst="rect">
+                      <a:avLst/>
+                    </a:prstGeom>
+                  </pic:spPr>
+                </pic:pic>
+              </a:graphicData>
+            </a:graphic>
+          </wp:inline>
+        </w:drawing>
+      </w:r>
+    </w:p>
+    <w:p>
+      <w:pPr>
+        <w:jc w:val="both"/>
+        <w:rPr>
+          <w:b/>
+          <w:bCs/>
+        </w:rPr>
+      </w:pPr>
+      <w:r>
+        <w:rPr>
+          <w:b/>
+          <w:bCs/>
+        </w:rPr>
+        <w:t xml:space="preserve">Bài 8: Tạo Dockerfile cho PostgreSQL tùy chỉnh </w:t>
+      </w:r>
+    </w:p>
+    <w:p>
+      <w:pPr>
+        <w:jc w:val="both"/>
+        <w:rPr>
+          <w:b/>
+          <w:bCs/>
+        </w:rPr>
+      </w:pPr>
+      <w:r>
+        <w:rPr>
+          <w:b/>
+          <w:bCs/>
+        </w:rPr>
+        <w:t xml:space="preserve">Yêu cầu: </w:t>
+      </w:r>
+    </w:p>
+    <w:p>
+      <w:pPr>
+        <w:jc w:val="both"/>
+        <w:rPr>
+          <w:b/>
+          <w:bCs/>
+        </w:rPr>
+      </w:pPr>
+      <w:r>
+        <w:rPr>
+          <w:b/>
+          <w:bCs/>
+        </w:rPr>
+        <w:t xml:space="preserve">Viết Dockerfile để chạy PostgreSQL (postgres:15). </w:t>
+      </w:r>
+    </w:p>
+    <w:p>
+      <w:pPr>
+        <w:jc w:val="both"/>
+        <w:rPr>
+          <w:b/>
+          <w:bCs/>
+        </w:rPr>
+      </w:pPr>
+      <w:r>
+        <w:rPr>
+          <w:b/>
+          <w:bCs/>
+        </w:rPr>
+        <w:t xml:space="preserve">Thêm file SQL để tự động tạo database khi container chạy lần đầu tiên. </w:t>
+      </w:r>
+    </w:p>
+    <w:p>
+      <w:pPr>
+        <w:jc w:val="both"/>
+        <w:rPr>
+          <w:b/>
+          <w:bCs/>
+        </w:rPr>
+      </w:pPr>
+      <w:r>
+        <w:rPr>
+          <w:b/>
+          <w:bCs/>
+        </w:rPr>
+        <w:drawing>
+          <wp:inline distT="0" distB="0" distL="0" distR="0" wp14:anchorId="5B480C35" wp14:editId="1E7DF76A">
+            <wp:extent cx="5943600" cy="1897380"/>
+            <wp:effectExtent l="0" t="0" r="0" b="7620"/>
+            <wp:docPr id="1451218146" name="Picture 1"/>
+            <wp:cNvGraphicFramePr>
+              <a:graphicFrameLocks xmlns:a="http://schemas.openxmlformats.org/drawingml/2006/main" noChangeAspect="1"/>
+            </wp:cNvGraphicFramePr>
+            <a:graphic xmlns:a="http://schemas.openxmlformats.org/drawingml/2006/main">
+              <a:graphicData uri="http://schemas.openxmlformats.org/drawingml/2006/picture">
+                <pic:pic xmlns:pic="http://schemas.openxmlformats.org/drawingml/2006/picture">
+                  <pic:nvPicPr>
+                    <pic:cNvPr id="1451218146" name=""/>
+                    <pic:cNvPicPr/>
+                  </pic:nvPicPr>
+                  <pic:blipFill>
+                    <a:blip r:embed="rId43"/>
+                    <a:stretch>
+                      <a:fillRect/>
+                    </a:stretch>
+                  </pic:blipFill>
+                  <pic:spPr>
+                    <a:xfrm>
+                      <a:off x="0" y="0"/>
+                      <a:ext cx="5943600" cy="1897380"/>
+                    </a:xfrm>
+                    <a:prstGeom prst="rect">
+                      <a:avLst/>
+                    </a:prstGeom>
+                  </pic:spPr>
+                </pic:pic>
+              </a:graphicData>
+            </a:graphic>
+          </wp:inline>
+        </w:drawing>
+      </w:r>
+    </w:p>
+    <w:p>
+      <w:pPr>
+        <w:jc w:val="both"/>
+        <w:rPr>
+          <w:b/>
+          <w:bCs/>
+        </w:rPr>
+      </w:pPr>
+      <w:r>
+        <w:rPr>
+          <w:b/>
+          <w:bCs/>
+        </w:rPr>
+        <w:t xml:space="preserve">Bài 9: Tạo Dockerfile chạy Redis với cấu hình tùy chỉnh </w:t>
+      </w:r>
+    </w:p>
+    <w:p>
+      <w:pPr>
+        <w:jc w:val="both"/>
+        <w:rPr>
+          <w:b/>
+          <w:bCs/>
+        </w:rPr>
+      </w:pPr>
+      <w:r>
+        <w:rPr>
+          <w:b/>
+          <w:bCs/>
+        </w:rPr>
+        <w:t xml:space="preserve">Yêu cầu: </w:t>
+      </w:r>
+    </w:p>
+    <w:p>
+      <w:pPr>
+        <w:jc w:val="both"/>
+        <w:rPr>
+          <w:b/>
+          <w:bCs/>
+        </w:rPr>
+      </w:pPr>
+      <w:r>
+        <w:rPr>
+          <w:b/>
+          <w:bCs/>
+        </w:rPr>
+        <w:t xml:space="preserve">Viết Dockerfile sử dụng redis:latest. </w:t>
+      </w:r>
+    </w:p>
+    <w:p>
+      <w:pPr>
+        <w:jc w:val="both"/>
+        <w:rPr>
+          <w:b/>
+          <w:bCs/>
+        </w:rPr>
+      </w:pPr>
+      <w:r>
+        <w:rPr>
+          <w:b/>
+          <w:bCs/>
+        </w:rPr>
+        <w:lastRenderedPageBreak/>
+        <w:t xml:space="preserve">Thêm file redis.conf vào container. </w:t>
+      </w:r>
+    </w:p>
+    <w:p>
+      <w:pPr>
+        <w:jc w:val="both"/>
+        <w:rPr>
+          <w:b/>
+          <w:bCs/>
+        </w:rPr>
+      </w:pPr>
+      <w:r>
+        <w:rPr>
+          <w:b/>
+          <w:bCs/>
+        </w:rPr>
+        <w:drawing>
+          <wp:inline distT="0" distB="0" distL="0" distR="0" wp14:anchorId="2D3336DF" wp14:editId="07EC80C2">
+            <wp:extent cx="5943600" cy="507365"/>
+            <wp:effectExtent l="0" t="0" r="0" b="6985"/>
+            <wp:docPr id="1203005362" name="Picture 1"/>
+            <wp:cNvGraphicFramePr>
+              <a:graphicFrameLocks xmlns:a="http://schemas.openxmlformats.org/drawingml/2006/main" noChangeAspect="1"/>
+            </wp:cNvGraphicFramePr>
+            <a:graphic xmlns:a="http://schemas.openxmlformats.org/drawingml/2006/main">
+              <a:graphicData uri="http://schemas.openxmlformats.org/drawingml/2006/picture">
+                <pic:pic xmlns:pic="http://schemas.openxmlformats.org/drawingml/2006/picture">
+                  <pic:nvPicPr>
+                    <pic:cNvPr id="1203005362" name=""/>
+                    <pic:cNvPicPr/>
+                  </pic:nvPicPr>
+                  <pic:blipFill>
+                    <a:blip r:embed="rId44"/>
+                    <a:stretch>
+                      <a:fillRect/>
+                    </a:stretch>
+                  </pic:blipFill>
+                  <pic:spPr>
+                    <a:xfrm>
+                      <a:off x="0" y="0"/>
+                      <a:ext cx="5943600" cy="507365"/>
+                    </a:xfrm>
+                    <a:prstGeom prst="rect">
+                      <a:avLst/>
+                    </a:prstGeom>
+                  </pic:spPr>
+                </pic:pic>
+              </a:graphicData>
+            </a:graphic>
+          </wp:inline>
+        </w:drawing>
+      </w:r>
+    </w:p>
+    <w:p>
+      <w:pPr>
+        <w:jc w:val="both"/>
+        <w:rPr>
+          <w:b/>
+          <w:bCs/>
+        </w:rPr>
+      </w:pPr>
+      <w:r>
+        <w:rPr>
+          <w:b/>
+          <w:bCs/>
+        </w:rPr>
+        <w:t xml:space="preserve">Bài 10: Chạy ứng dụng PHP với Apache </w:t>
+      </w:r>
+    </w:p>
+    <w:p>
+      <w:pPr>
+        <w:jc w:val="both"/>
+        <w:rPr>
+          <w:b/>
+          <w:bCs/>
+        </w:rPr>
+      </w:pPr>
+      <w:r>
+        <w:rPr>
+          <w:b/>
+          <w:bCs/>
+        </w:rPr>
+        <w:t xml:space="preserve">Yêu cầu: </w:t>
+      </w:r>
+    </w:p>
+    <w:p>
+      <w:pPr>
+        <w:jc w:val="both"/>
+        <w:rPr>
+          <w:b/>
+          <w:bCs/>
+        </w:rPr>
+      </w:pPr>
+      <w:r>
+        <w:rPr>
+          <w:b/>
+          <w:bCs/>
+        </w:rPr>
+        <w:t xml:space="preserve">Viết Dockerfile để chạy một ứng dụng PHP đơn giản (php:8.2-apache). </w:t>
+      </w:r>
+    </w:p>
+    <w:p>
+      <w:pPr>
+        <w:jc w:val="both"/>
+        <w:rPr>
+          <w:b/>
+          <w:bCs/>
+        </w:rPr>
+      </w:pPr>
+      <w:r>
+        <w:rPr>
+          <w:b/>
+          <w:bCs/>
+        </w:rPr>
+        <w:t>Mount mã nguồn từ máy host vào container.</w:t>
+      </w:r>
+    </w:p>
+    <w:p>
+      <w:pPr>
+        <w:jc w:val="both"/>
+        <w:rPr>
+          <w:b/>
+          <w:bCs/>
+        </w:rPr>
+      </w:pPr>
+      <w:r>
+        <w:rPr>
+          <w:b/>
+          <w:bCs/>
+        </w:rPr>
+        <w:drawing>
+          <wp:inline distT="0" distB="0" distL="0" distR="0" wp14:anchorId="7DC24F77" wp14:editId="2DD08829">
+            <wp:extent cx="5943600" cy="3256915"/>
+            <wp:effectExtent l="0" t="0" r="0" b="635"/>
+            <wp:docPr id="1446368077" name="Picture 1"/>
+            <wp:cNvGraphicFramePr>
+              <a:graphicFrameLocks xmlns:a="http://schemas.openxmlformats.org/drawingml/2006/main" noChangeAspect="1"/>
+            </wp:cNvGraphicFramePr>
+            <a:graphic xmlns:a="http://schemas.openxmlformats.org/drawingml/2006/main">
+              <a:graphicData uri="http://schemas.openxmlformats.org/drawingml/2006/picture">
+                <pic:pic xmlns:pic="http://schemas.openxmlformats.org/drawingml/2006/picture">
+                  <pic:nvPicPr>
+                    <pic:cNvPr id="1446368077" name=""/>
+                    <pic:cNvPicPr/>
+                  </pic:nvPicPr>
+                  <pic:blipFill>
+                    <a:blip r:embed="rId45"/>
+                    <a:stretch>
+                      <a:fillRect/>
+                    </a:stretch>
+                  </pic:blipFill>
+                  <pic:spPr>
+                    <a:xfrm>
+                      <a:off x="0" y="0"/>
+                      <a:ext cx="5943600" cy="3256915"/>
+                    </a:xfrm>
+                    <a:prstGeom prst="rect">
+                      <a:avLst/>
+                    </a:prstGeom>
+                  </pic:spPr>
+                </pic:pic>
+              </a:graphicData>
+            </a:graphic>
+          </wp:inline>
+        </w:drawing>
+      </w:r>
+    </w:p>
+    <w:p>
+      <w:pPr>
+        <w:jc w:val="both"/>
+      </w:pPr>
+    </w:p>
     <w:sectPr>
       <w:pgSz w:w="12240" w:h="15840"/>
       <w:pgMar w:top="1440" w:right="1440" w:bottom="1440" w:left="1440" w:header="720" w:footer="720" w:gutter="0"/>
